--- a/templates/plananual/ARTE 1° A 5/ARTE 1° - PROGRAMACIÓN CURRICULAR ANUAL .docx
+++ b/templates/plananual/ARTE 1° A 5/ARTE 1° - PROGRAMACIÓN CURRICULAR ANUAL .docx
@@ -1,6 +1,6 @@
 
 <file path=word/document.xml><?xml version="1.0" encoding="utf-8"?>
-<w:document xmlns:wpc="http://schemas.microsoft.com/office/word/2010/wordprocessingCanvas" xmlns:cx="http://schemas.microsoft.com/office/drawing/2014/chartex" xmlns:cx1="http://schemas.microsoft.com/office/drawing/2015/9/8/chartex" xmlns:cx2="http://schemas.microsoft.com/office/drawing/2015/10/21/chartex" xmlns:cx3="http://schemas.microsoft.com/office/drawing/2016/5/9/chartex" xmlns:cx4="http://schemas.microsoft.com/office/drawing/2016/5/10/chartex" xmlns:cx5="http://schemas.microsoft.com/office/drawing/2016/5/11/chartex" xmlns:cx6="http://schemas.microsoft.com/office/drawing/2016/5/12/chartex" xmlns:cx7="http://schemas.microsoft.com/office/drawing/2016/5/13/chartex" xmlns:cx8="http://schemas.microsoft.com/office/drawing/2016/5/14/chartex" xmlns:mc="http://schemas.openxmlformats.org/markup-compatibility/2006" xmlns:aink="http://schemas.microsoft.com/office/drawing/2016/ink" xmlns:am3d="http://schemas.microsoft.com/office/drawing/2017/model3d" xmlns:o="urn:schemas-microsoft-com:office:office" xmlns:oel="http://schemas.microsoft.com/office/2019/extlst" xmlns:r="http://schemas.openxmlformats.org/officeDocument/2006/relationships" xmlns:m="http://schemas.openxmlformats.org/officeDocument/2006/math" xmlns:v="urn:schemas-microsoft-com:vml" xmlns:wp14="http://schemas.microsoft.com/office/word/2010/wordprocessingDrawing" xmlns:wp="http://schemas.openxmlformats.org/drawingml/2006/wordprocessingDrawing" xmlns:w10="urn:schemas-microsoft-com:office:word" xmlns:w="http://schemas.openxmlformats.org/wordprocessingml/2006/main" xmlns:w14="http://schemas.microsoft.com/office/word/2010/wordml" xmlns:w15="http://schemas.microsoft.com/office/word/2012/wordml" xmlns:w16cex="http://schemas.microsoft.com/office/word/2018/wordml/cex" xmlns:w16cid="http://schemas.microsoft.com/office/word/2016/wordml/cid" xmlns:w16="http://schemas.microsoft.com/office/word/2018/wordml" xmlns:w16du="http://schemas.microsoft.com/office/word/2023/wordml/word16du" xmlns:w16sdtdh="http://schemas.microsoft.com/office/word/2020/wordml/sdtdatahash" xmlns:w16sdtfl="http://schemas.microsoft.com/office/word/2024/wordml/sdtformatlock" xmlns:w16se="http://schemas.microsoft.com/office/word/2015/wordml/symex" xmlns:wpg="http://schemas.microsoft.com/office/word/2010/wordprocessingGroup" xmlns:wpi="http://schemas.microsoft.com/office/word/2010/wordprocessingInk" xmlns:wne="http://schemas.microsoft.com/office/word/2006/wordml" xmlns:wps="http://schemas.microsoft.com/office/word/2010/wordprocessingShape" mc:Ignorable="w14 w15 w16se w16cid w16 w16cex w16sdtdh w16sdtfl w16du wp14">
+<w:document xmlns:wpc="http://schemas.microsoft.com/office/word/2010/wordprocessingCanvas" xmlns:cx="http://schemas.microsoft.com/office/drawing/2014/chartex" xmlns:cx1="http://schemas.microsoft.com/office/drawing/2015/9/8/chartex" xmlns:cx2="http://schemas.microsoft.com/office/drawing/2015/10/21/chartex" xmlns:cx3="http://schemas.microsoft.com/office/drawing/2016/5/9/chartex" xmlns:cx4="http://schemas.microsoft.com/office/drawing/2016/5/10/chartex" xmlns:cx5="http://schemas.microsoft.com/office/drawing/2016/5/11/chartex" xmlns:cx6="http://schemas.microsoft.com/office/drawing/2016/5/12/chartex" xmlns:cx7="http://schemas.microsoft.com/office/drawing/2016/5/13/chartex" xmlns:cx8="http://schemas.microsoft.com/office/drawing/2016/5/14/chartex" xmlns:mc="http://schemas.openxmlformats.org/markup-compatibility/2006" xmlns:aink="http://schemas.microsoft.com/office/drawing/2016/ink" xmlns:am3d="http://schemas.microsoft.com/office/drawing/2017/model3d" xmlns:o="urn:schemas-microsoft-com:office:office" xmlns:oel="http://schemas.microsoft.com/office/2019/extlst" xmlns:r="http://schemas.openxmlformats.org/officeDocument/2006/relationships" xmlns:m="http://schemas.openxmlformats.org/officeDocument/2006/math" xmlns:v="urn:schemas-microsoft-com:vml" xmlns:wp14="http://schemas.microsoft.com/office/word/2010/wordprocessingDrawing" xmlns:wp="http://schemas.openxmlformats.org/drawingml/2006/wordprocessingDrawing" xmlns:w10="urn:schemas-microsoft-com:office:word" xmlns:w="http://schemas.openxmlformats.org/wordprocessingml/2006/main" xmlns:w14="http://schemas.microsoft.com/office/word/2010/wordml" xmlns:w15="http://schemas.microsoft.com/office/word/2012/wordml" xmlns:w16cex="http://schemas.microsoft.com/office/word/2018/wordml/cex" xmlns:w16cid="http://schemas.microsoft.com/office/word/2016/wordml/cid" xmlns:w16="http://schemas.microsoft.com/office/word/2018/wordml" xmlns:w16du="http://schemas.microsoft.com/office/word/2023/wordml/word16du" xmlns:w16sdtdh="http://schemas.microsoft.com/office/word/2020/wordml/sdtdatahash" xmlns:w16se="http://schemas.microsoft.com/office/word/2015/wordml/symex" xmlns:wpg="http://schemas.microsoft.com/office/word/2010/wordprocessingGroup" xmlns:wpi="http://schemas.microsoft.com/office/word/2010/wordprocessingInk" xmlns:wne="http://schemas.microsoft.com/office/word/2006/wordml" xmlns:wps="http://schemas.microsoft.com/office/word/2010/wordprocessingShape" mc:Ignorable="w14 w15 w16se w16cid w16 w16cex w16sdtdh w16du wp14">
   <w:body>
     <w:p>
       <w:pPr>
@@ -298,7 +298,7 @@
               </wp:anchor>
             </w:drawing>
           </mc:Choice>
-          <mc:Fallback>
+          <mc:Fallback xmlns:w16sdtfl="http://schemas.microsoft.com/office/word/2024/wordml/sdtformatlock">
             <w:pict>
               <v:group w14:anchorId="54D4D559" id="Grupo 2" o:spid="_x0000_s1026" style="position:absolute;margin-left:-21.35pt;margin-top:1.5pt;width:744.15pt;height:62.25pt;z-index:251661312;mso-position-horizontal-relative:margin;mso-width-relative:margin;mso-height-relative:margin" coordorigin="-475,1047" coordsize="93630,7905" o:gfxdata="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">
                 <v:rect id="Rectángulo 1" o:spid="_x0000_s1027" style="position:absolute;left:-475;top:2952;width:93630;height:6001;visibility:visible;mso-wrap-style:square;v-text-anchor:middle" o:gfxdata="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" fillcolor="white [3212]" strokecolor="#47d459 [1942]" strokeweight="2.25pt">
@@ -10191,7 +10191,7 @@
               <w:autoSpaceDE w:val="0"/>
               <w:autoSpaceDN w:val="0"/>
               <w:adjustRightInd w:val="0"/>
-              <w:jc w:val="center"/>
+              <w:jc w:val="both"/>
               <w:rPr>
                 <w:rFonts w:ascii="Arial Nova Cond" w:hAnsi="Arial Nova Cond" w:cs="Arial"/>
                 <w:color w:val="000000"/>
@@ -10416,7 +10416,7 @@
               <w:autoSpaceDE w:val="0"/>
               <w:autoSpaceDN w:val="0"/>
               <w:adjustRightInd w:val="0"/>
-              <w:jc w:val="center"/>
+              <w:jc w:val="both"/>
               <w:rPr>
                 <w:rFonts w:ascii="Arial Nova Cond" w:hAnsi="Arial Nova Cond" w:cs="Arial"/>
                 <w:color w:val="000000"/>
@@ -10641,7 +10641,7 @@
               <w:autoSpaceDE w:val="0"/>
               <w:autoSpaceDN w:val="0"/>
               <w:adjustRightInd w:val="0"/>
-              <w:jc w:val="center"/>
+              <w:jc w:val="both"/>
               <w:rPr>
                 <w:rFonts w:ascii="Arial Nova Cond" w:hAnsi="Arial Nova Cond" w:cs="Arial"/>
                 <w:color w:val="000000"/>
@@ -10878,7 +10878,7 @@
               <w:autoSpaceDE w:val="0"/>
               <w:autoSpaceDN w:val="0"/>
               <w:adjustRightInd w:val="0"/>
-              <w:jc w:val="center"/>
+              <w:jc w:val="both"/>
               <w:rPr>
                 <w:rFonts w:ascii="Arial Nova Cond" w:hAnsi="Arial Nova Cond" w:cs="Arial"/>
                 <w:color w:val="000000"/>
@@ -11104,7 +11104,7 @@
               <w:autoSpaceDE w:val="0"/>
               <w:autoSpaceDN w:val="0"/>
               <w:adjustRightInd w:val="0"/>
-              <w:jc w:val="center"/>
+              <w:jc w:val="both"/>
               <w:rPr>
                 <w:rFonts w:ascii="Arial Nova Cond" w:hAnsi="Arial Nova Cond" w:cs="Arial"/>
                 <w:color w:val="000000"/>
@@ -11342,7 +11342,7 @@
               <w:autoSpaceDE w:val="0"/>
               <w:autoSpaceDN w:val="0"/>
               <w:adjustRightInd w:val="0"/>
-              <w:jc w:val="center"/>
+              <w:jc w:val="both"/>
               <w:rPr>
                 <w:rFonts w:ascii="Arial Nova Cond" w:hAnsi="Arial Nova Cond" w:cs="Arial"/>
                 <w:color w:val="000000"/>
@@ -11567,7 +11567,7 @@
               <w:autoSpaceDE w:val="0"/>
               <w:autoSpaceDN w:val="0"/>
               <w:adjustRightInd w:val="0"/>
-              <w:jc w:val="center"/>
+              <w:jc w:val="both"/>
               <w:rPr>
                 <w:rFonts w:ascii="Arial Nova Cond" w:hAnsi="Arial Nova Cond" w:cs="Arial"/>
                 <w:color w:val="000000"/>
@@ -11811,7 +11811,7 @@
               <w:autoSpaceDE w:val="0"/>
               <w:autoSpaceDN w:val="0"/>
               <w:adjustRightInd w:val="0"/>
-              <w:jc w:val="center"/>
+              <w:jc w:val="both"/>
               <w:rPr>
                 <w:rFonts w:ascii="Arial Nova Cond" w:hAnsi="Arial Nova Cond" w:cs="Arial"/>
                 <w:color w:val="000000"/>
@@ -12044,7 +12044,7 @@
               <w:autoSpaceDE w:val="0"/>
               <w:autoSpaceDN w:val="0"/>
               <w:adjustRightInd w:val="0"/>
-              <w:jc w:val="center"/>
+              <w:jc w:val="both"/>
               <w:rPr>
                 <w:rFonts w:ascii="Arial Nova Cond" w:hAnsi="Arial Nova Cond" w:cs="Arial"/>
                 <w:color w:val="000000"/>
@@ -24644,7 +24644,7 @@
                     </wp:anchor>
                   </w:drawing>
                 </mc:Choice>
-                <mc:Fallback>
+                <mc:Fallback xmlns:w16sdtfl="http://schemas.microsoft.com/office/word/2024/wordml/sdtformatlock">
                   <w:pict>
                     <v:group w14:anchorId="264CA17E" id="Grupo 7" o:spid="_x0000_s1029" style="position:absolute;left:0;text-align:left;margin-left:155.85pt;margin-top:8.25pt;width:429.5pt;height:51pt;z-index:251663360;mso-position-horizontal-relative:margin;mso-width-relative:margin;mso-height-relative:margin" coordsize="54546,7018" o:gfxdata="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">
                       <v:shapetype id="_x0000_t202" coordsize="21600,21600" o:spt="202" path="m,l,21600r21600,l21600,xe">
@@ -24803,7 +24803,7 @@
 </file>
 
 <file path=word/endnotes.xml><?xml version="1.0" encoding="utf-8"?>
-<w:endnotes xmlns:wpc="http://schemas.microsoft.com/office/word/2010/wordprocessingCanvas" xmlns:cx="http://schemas.microsoft.com/office/drawing/2014/chartex" xmlns:cx1="http://schemas.microsoft.com/office/drawing/2015/9/8/chartex" xmlns:cx2="http://schemas.microsoft.com/office/drawing/2015/10/21/chartex" xmlns:cx3="http://schemas.microsoft.com/office/drawing/2016/5/9/chartex" xmlns:cx4="http://schemas.microsoft.com/office/drawing/2016/5/10/chartex" xmlns:cx5="http://schemas.microsoft.com/office/drawing/2016/5/11/chartex" xmlns:cx6="http://schemas.microsoft.com/office/drawing/2016/5/12/chartex" xmlns:cx7="http://schemas.microsoft.com/office/drawing/2016/5/13/chartex" xmlns:cx8="http://schemas.microsoft.com/office/drawing/2016/5/14/chartex" xmlns:mc="http://schemas.openxmlformats.org/markup-compatibility/2006" xmlns:aink="http://schemas.microsoft.com/office/drawing/2016/ink" xmlns:am3d="http://schemas.microsoft.com/office/drawing/2017/model3d" xmlns:o="urn:schemas-microsoft-com:office:office" xmlns:oel="http://schemas.microsoft.com/office/2019/extlst" xmlns:r="http://schemas.openxmlformats.org/officeDocument/2006/relationships" xmlns:m="http://schemas.openxmlformats.org/officeDocument/2006/math" xmlns:v="urn:schemas-microsoft-com:vml" xmlns:wp14="http://schemas.microsoft.com/office/word/2010/wordprocessingDrawing" xmlns:wp="http://schemas.openxmlformats.org/drawingml/2006/wordprocessingDrawing" xmlns:w10="urn:schemas-microsoft-com:office:word" xmlns:w="http://schemas.openxmlformats.org/wordprocessingml/2006/main" xmlns:w14="http://schemas.microsoft.com/office/word/2010/wordml" xmlns:w15="http://schemas.microsoft.com/office/word/2012/wordml" xmlns:w16cex="http://schemas.microsoft.com/office/word/2018/wordml/cex" xmlns:w16cid="http://schemas.microsoft.com/office/word/2016/wordml/cid" xmlns:w16="http://schemas.microsoft.com/office/word/2018/wordml" xmlns:w16du="http://schemas.microsoft.com/office/word/2023/wordml/word16du" xmlns:w16sdtdh="http://schemas.microsoft.com/office/word/2020/wordml/sdtdatahash" xmlns:w16sdtfl="http://schemas.microsoft.com/office/word/2024/wordml/sdtformatlock" xmlns:w16se="http://schemas.microsoft.com/office/word/2015/wordml/symex" xmlns:wpg="http://schemas.microsoft.com/office/word/2010/wordprocessingGroup" xmlns:wpi="http://schemas.microsoft.com/office/word/2010/wordprocessingInk" xmlns:wne="http://schemas.microsoft.com/office/word/2006/wordml" xmlns:wps="http://schemas.microsoft.com/office/word/2010/wordprocessingShape" mc:Ignorable="w14 w15 w16se w16cid w16 w16cex w16sdtdh w16sdtfl w16du wp14">
+<w:endnotes xmlns:wpc="http://schemas.microsoft.com/office/word/2010/wordprocessingCanvas" xmlns:cx="http://schemas.microsoft.com/office/drawing/2014/chartex" xmlns:cx1="http://schemas.microsoft.com/office/drawing/2015/9/8/chartex" xmlns:cx2="http://schemas.microsoft.com/office/drawing/2015/10/21/chartex" xmlns:cx3="http://schemas.microsoft.com/office/drawing/2016/5/9/chartex" xmlns:cx4="http://schemas.microsoft.com/office/drawing/2016/5/10/chartex" xmlns:cx5="http://schemas.microsoft.com/office/drawing/2016/5/11/chartex" xmlns:cx6="http://schemas.microsoft.com/office/drawing/2016/5/12/chartex" xmlns:cx7="http://schemas.microsoft.com/office/drawing/2016/5/13/chartex" xmlns:cx8="http://schemas.microsoft.com/office/drawing/2016/5/14/chartex" xmlns:mc="http://schemas.openxmlformats.org/markup-compatibility/2006" xmlns:aink="http://schemas.microsoft.com/office/drawing/2016/ink" xmlns:am3d="http://schemas.microsoft.com/office/drawing/2017/model3d" xmlns:o="urn:schemas-microsoft-com:office:office" xmlns:oel="http://schemas.microsoft.com/office/2019/extlst" xmlns:r="http://schemas.openxmlformats.org/officeDocument/2006/relationships" xmlns:m="http://schemas.openxmlformats.org/officeDocument/2006/math" xmlns:v="urn:schemas-microsoft-com:vml" xmlns:wp14="http://schemas.microsoft.com/office/word/2010/wordprocessingDrawing" xmlns:wp="http://schemas.openxmlformats.org/drawingml/2006/wordprocessingDrawing" xmlns:w10="urn:schemas-microsoft-com:office:word" xmlns:w="http://schemas.openxmlformats.org/wordprocessingml/2006/main" xmlns:w14="http://schemas.microsoft.com/office/word/2010/wordml" xmlns:w15="http://schemas.microsoft.com/office/word/2012/wordml" xmlns:w16cex="http://schemas.microsoft.com/office/word/2018/wordml/cex" xmlns:w16cid="http://schemas.microsoft.com/office/word/2016/wordml/cid" xmlns:w16="http://schemas.microsoft.com/office/word/2018/wordml" xmlns:w16du="http://schemas.microsoft.com/office/word/2023/wordml/word16du" xmlns:w16sdtdh="http://schemas.microsoft.com/office/word/2020/wordml/sdtdatahash" xmlns:w16se="http://schemas.microsoft.com/office/word/2015/wordml/symex" xmlns:wpg="http://schemas.microsoft.com/office/word/2010/wordprocessingGroup" xmlns:wpi="http://schemas.microsoft.com/office/word/2010/wordprocessingInk" xmlns:wne="http://schemas.microsoft.com/office/word/2006/wordml" xmlns:wps="http://schemas.microsoft.com/office/word/2010/wordprocessingShape" mc:Ignorable="w14 w15 w16se w16cid w16 w16cex w16sdtdh w16du wp14">
   <w:endnote w:type="separator" w:id="-1">
     <w:p>
       <w:pPr>
@@ -24828,7 +24828,7 @@
 </file>
 
 <file path=word/footer1.xml><?xml version="1.0" encoding="utf-8"?>
-<w:ftr xmlns:wpc="http://schemas.microsoft.com/office/word/2010/wordprocessingCanvas" xmlns:cx="http://schemas.microsoft.com/office/drawing/2014/chartex" xmlns:cx1="http://schemas.microsoft.com/office/drawing/2015/9/8/chartex" xmlns:cx2="http://schemas.microsoft.com/office/drawing/2015/10/21/chartex" xmlns:cx3="http://schemas.microsoft.com/office/drawing/2016/5/9/chartex" xmlns:cx4="http://schemas.microsoft.com/office/drawing/2016/5/10/chartex" xmlns:cx5="http://schemas.microsoft.com/office/drawing/2016/5/11/chartex" xmlns:cx6="http://schemas.microsoft.com/office/drawing/2016/5/12/chartex" xmlns:cx7="http://schemas.microsoft.com/office/drawing/2016/5/13/chartex" xmlns:cx8="http://schemas.microsoft.com/office/drawing/2016/5/14/chartex" xmlns:mc="http://schemas.openxmlformats.org/markup-compatibility/2006" xmlns:aink="http://schemas.microsoft.com/office/drawing/2016/ink" xmlns:am3d="http://schemas.microsoft.com/office/drawing/2017/model3d" xmlns:o="urn:schemas-microsoft-com:office:office" xmlns:oel="http://schemas.microsoft.com/office/2019/extlst" xmlns:r="http://schemas.openxmlformats.org/officeDocument/2006/relationships" xmlns:m="http://schemas.openxmlformats.org/officeDocument/2006/math" xmlns:v="urn:schemas-microsoft-com:vml" xmlns:wp14="http://schemas.microsoft.com/office/word/2010/wordprocessingDrawing" xmlns:wp="http://schemas.openxmlformats.org/drawingml/2006/wordprocessingDrawing" xmlns:w10="urn:schemas-microsoft-com:office:word" xmlns:w="http://schemas.openxmlformats.org/wordprocessingml/2006/main" xmlns:w14="http://schemas.microsoft.com/office/word/2010/wordml" xmlns:w15="http://schemas.microsoft.com/office/word/2012/wordml" xmlns:w16cex="http://schemas.microsoft.com/office/word/2018/wordml/cex" xmlns:w16cid="http://schemas.microsoft.com/office/word/2016/wordml/cid" xmlns:w16="http://schemas.microsoft.com/office/word/2018/wordml" xmlns:w16du="http://schemas.microsoft.com/office/word/2023/wordml/word16du" xmlns:w16sdtdh="http://schemas.microsoft.com/office/word/2020/wordml/sdtdatahash" xmlns:w16sdtfl="http://schemas.microsoft.com/office/word/2024/wordml/sdtformatlock" xmlns:w16se="http://schemas.microsoft.com/office/word/2015/wordml/symex" xmlns:wpg="http://schemas.microsoft.com/office/word/2010/wordprocessingGroup" xmlns:wpi="http://schemas.microsoft.com/office/word/2010/wordprocessingInk" xmlns:wne="http://schemas.microsoft.com/office/word/2006/wordml" xmlns:wps="http://schemas.microsoft.com/office/word/2010/wordprocessingShape" mc:Ignorable="w14 w15 w16se w16cid w16 w16cex w16sdtdh w16sdtfl w16du wp14">
+<w:ftr xmlns:wpc="http://schemas.microsoft.com/office/word/2010/wordprocessingCanvas" xmlns:cx="http://schemas.microsoft.com/office/drawing/2014/chartex" xmlns:cx1="http://schemas.microsoft.com/office/drawing/2015/9/8/chartex" xmlns:cx2="http://schemas.microsoft.com/office/drawing/2015/10/21/chartex" xmlns:cx3="http://schemas.microsoft.com/office/drawing/2016/5/9/chartex" xmlns:cx4="http://schemas.microsoft.com/office/drawing/2016/5/10/chartex" xmlns:cx5="http://schemas.microsoft.com/office/drawing/2016/5/11/chartex" xmlns:cx6="http://schemas.microsoft.com/office/drawing/2016/5/12/chartex" xmlns:cx7="http://schemas.microsoft.com/office/drawing/2016/5/13/chartex" xmlns:cx8="http://schemas.microsoft.com/office/drawing/2016/5/14/chartex" xmlns:mc="http://schemas.openxmlformats.org/markup-compatibility/2006" xmlns:aink="http://schemas.microsoft.com/office/drawing/2016/ink" xmlns:am3d="http://schemas.microsoft.com/office/drawing/2017/model3d" xmlns:o="urn:schemas-microsoft-com:office:office" xmlns:oel="http://schemas.microsoft.com/office/2019/extlst" xmlns:r="http://schemas.openxmlformats.org/officeDocument/2006/relationships" xmlns:m="http://schemas.openxmlformats.org/officeDocument/2006/math" xmlns:v="urn:schemas-microsoft-com:vml" xmlns:wp14="http://schemas.microsoft.com/office/word/2010/wordprocessingDrawing" xmlns:wp="http://schemas.openxmlformats.org/drawingml/2006/wordprocessingDrawing" xmlns:w10="urn:schemas-microsoft-com:office:word" xmlns:w="http://schemas.openxmlformats.org/wordprocessingml/2006/main" xmlns:w14="http://schemas.microsoft.com/office/word/2010/wordml" xmlns:w15="http://schemas.microsoft.com/office/word/2012/wordml" xmlns:w16cex="http://schemas.microsoft.com/office/word/2018/wordml/cex" xmlns:w16cid="http://schemas.microsoft.com/office/word/2016/wordml/cid" xmlns:w16="http://schemas.microsoft.com/office/word/2018/wordml" xmlns:w16du="http://schemas.microsoft.com/office/word/2023/wordml/word16du" xmlns:w16sdtdh="http://schemas.microsoft.com/office/word/2020/wordml/sdtdatahash" xmlns:w16se="http://schemas.microsoft.com/office/word/2015/wordml/symex" xmlns:wpg="http://schemas.microsoft.com/office/word/2010/wordprocessingGroup" xmlns:wpi="http://schemas.microsoft.com/office/word/2010/wordprocessingInk" xmlns:wne="http://schemas.microsoft.com/office/word/2006/wordml" xmlns:wps="http://schemas.microsoft.com/office/word/2010/wordprocessingShape" mc:Ignorable="w14 w15 w16se w16cid w16 w16cex w16sdtdh w16du wp14">
   <w:p>
     <w:pPr>
       <w:pStyle w:val="Piedepgina"/>
@@ -24965,7 +24965,7 @@
             </wp:anchor>
           </w:drawing>
         </mc:Choice>
-        <mc:Fallback>
+        <mc:Fallback xmlns:w16sdtfl="http://schemas.microsoft.com/office/word/2024/wordml/sdtformatlock">
           <w:pict>
             <v:rect w14:anchorId="2CE52D90" id="Rectángulo 45" o:spid="_x0000_s1032" style="position:absolute;margin-left:-28.5pt;margin-top:9.1pt;width:34.55pt;height:25.2pt;z-index:251661312;visibility:visible;mso-wrap-style:square;mso-width-percent:0;mso-height-percent:0;mso-wrap-distance-left:0;mso-wrap-distance-top:0;mso-wrap-distance-right:0;mso-wrap-distance-bottom:0;mso-position-horizontal:absolute;mso-position-horizontal-relative:right-margin-area;mso-position-vertical:absolute;mso-position-vertical-relative:bottom-margin-area;mso-width-percent:0;mso-height-percent:0;mso-width-relative:margin;mso-height-relative:margin;v-text-anchor:bottom" o:gfxdata="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" fillcolor="#196b24 [3206]" stroked="f" strokeweight="3pt">
               <v:textbox>
@@ -25217,7 +25217,7 @@
             </wp:anchor>
           </w:drawing>
         </mc:Choice>
-        <mc:Fallback>
+        <mc:Fallback xmlns:w16sdtfl="http://schemas.microsoft.com/office/word/2024/wordml/sdtformatlock">
           <w:pict>
             <v:group w14:anchorId="14A25C6B" id="Grupo 43" o:spid="_x0000_s1033" style="position:absolute;margin-left:416.8pt;margin-top:0;width:468pt;height:25.2pt;z-index:251662336;mso-width-percent:1000;mso-top-percent:200;mso-wrap-distance-left:0;mso-wrap-distance-right:0;mso-position-horizontal:right;mso-position-horizontal-relative:margin;mso-position-vertical-relative:bottom-margin-area;mso-width-percent:1000;mso-top-percent:200;mso-width-relative:margin;mso-height-relative:margin" coordsize="59626,3238" o:gfxdata="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">
               <v:rect id="Rectángulo 38" o:spid="_x0000_s1034" style="position:absolute;left:190;width:59436;height:188;visibility:visible;mso-wrap-style:square;v-text-anchor:middle" o:gfxdata="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" fillcolor="#196b24 [3206]" stroked="f" strokeweight="1pt"/>
@@ -25293,7 +25293,7 @@
 </file>
 
 <file path=word/footnotes.xml><?xml version="1.0" encoding="utf-8"?>
-<w:footnotes xmlns:wpc="http://schemas.microsoft.com/office/word/2010/wordprocessingCanvas" xmlns:cx="http://schemas.microsoft.com/office/drawing/2014/chartex" xmlns:cx1="http://schemas.microsoft.com/office/drawing/2015/9/8/chartex" xmlns:cx2="http://schemas.microsoft.com/office/drawing/2015/10/21/chartex" xmlns:cx3="http://schemas.microsoft.com/office/drawing/2016/5/9/chartex" xmlns:cx4="http://schemas.microsoft.com/office/drawing/2016/5/10/chartex" xmlns:cx5="http://schemas.microsoft.com/office/drawing/2016/5/11/chartex" xmlns:cx6="http://schemas.microsoft.com/office/drawing/2016/5/12/chartex" xmlns:cx7="http://schemas.microsoft.com/office/drawing/2016/5/13/chartex" xmlns:cx8="http://schemas.microsoft.com/office/drawing/2016/5/14/chartex" xmlns:mc="http://schemas.openxmlformats.org/markup-compatibility/2006" xmlns:aink="http://schemas.microsoft.com/office/drawing/2016/ink" xmlns:am3d="http://schemas.microsoft.com/office/drawing/2017/model3d" xmlns:o="urn:schemas-microsoft-com:office:office" xmlns:oel="http://schemas.microsoft.com/office/2019/extlst" xmlns:r="http://schemas.openxmlformats.org/officeDocument/2006/relationships" xmlns:m="http://schemas.openxmlformats.org/officeDocument/2006/math" xmlns:v="urn:schemas-microsoft-com:vml" xmlns:wp14="http://schemas.microsoft.com/office/word/2010/wordprocessingDrawing" xmlns:wp="http://schemas.openxmlformats.org/drawingml/2006/wordprocessingDrawing" xmlns:w10="urn:schemas-microsoft-com:office:word" xmlns:w="http://schemas.openxmlformats.org/wordprocessingml/2006/main" xmlns:w14="http://schemas.microsoft.com/office/word/2010/wordml" xmlns:w15="http://schemas.microsoft.com/office/word/2012/wordml" xmlns:w16cex="http://schemas.microsoft.com/office/word/2018/wordml/cex" xmlns:w16cid="http://schemas.microsoft.com/office/word/2016/wordml/cid" xmlns:w16="http://schemas.microsoft.com/office/word/2018/wordml" xmlns:w16du="http://schemas.microsoft.com/office/word/2023/wordml/word16du" xmlns:w16sdtdh="http://schemas.microsoft.com/office/word/2020/wordml/sdtdatahash" xmlns:w16sdtfl="http://schemas.microsoft.com/office/word/2024/wordml/sdtformatlock" xmlns:w16se="http://schemas.microsoft.com/office/word/2015/wordml/symex" xmlns:wpg="http://schemas.microsoft.com/office/word/2010/wordprocessingGroup" xmlns:wpi="http://schemas.microsoft.com/office/word/2010/wordprocessingInk" xmlns:wne="http://schemas.microsoft.com/office/word/2006/wordml" xmlns:wps="http://schemas.microsoft.com/office/word/2010/wordprocessingShape" mc:Ignorable="w14 w15 w16se w16cid w16 w16cex w16sdtdh w16sdtfl w16du wp14">
+<w:footnotes xmlns:wpc="http://schemas.microsoft.com/office/word/2010/wordprocessingCanvas" xmlns:cx="http://schemas.microsoft.com/office/drawing/2014/chartex" xmlns:cx1="http://schemas.microsoft.com/office/drawing/2015/9/8/chartex" xmlns:cx2="http://schemas.microsoft.com/office/drawing/2015/10/21/chartex" xmlns:cx3="http://schemas.microsoft.com/office/drawing/2016/5/9/chartex" xmlns:cx4="http://schemas.microsoft.com/office/drawing/2016/5/10/chartex" xmlns:cx5="http://schemas.microsoft.com/office/drawing/2016/5/11/chartex" xmlns:cx6="http://schemas.microsoft.com/office/drawing/2016/5/12/chartex" xmlns:cx7="http://schemas.microsoft.com/office/drawing/2016/5/13/chartex" xmlns:cx8="http://schemas.microsoft.com/office/drawing/2016/5/14/chartex" xmlns:mc="http://schemas.openxmlformats.org/markup-compatibility/2006" xmlns:aink="http://schemas.microsoft.com/office/drawing/2016/ink" xmlns:am3d="http://schemas.microsoft.com/office/drawing/2017/model3d" xmlns:o="urn:schemas-microsoft-com:office:office" xmlns:oel="http://schemas.microsoft.com/office/2019/extlst" xmlns:r="http://schemas.openxmlformats.org/officeDocument/2006/relationships" xmlns:m="http://schemas.openxmlformats.org/officeDocument/2006/math" xmlns:v="urn:schemas-microsoft-com:vml" xmlns:wp14="http://schemas.microsoft.com/office/word/2010/wordprocessingDrawing" xmlns:wp="http://schemas.openxmlformats.org/drawingml/2006/wordprocessingDrawing" xmlns:w10="urn:schemas-microsoft-com:office:word" xmlns:w="http://schemas.openxmlformats.org/wordprocessingml/2006/main" xmlns:w14="http://schemas.microsoft.com/office/word/2010/wordml" xmlns:w15="http://schemas.microsoft.com/office/word/2012/wordml" xmlns:w16cex="http://schemas.microsoft.com/office/word/2018/wordml/cex" xmlns:w16cid="http://schemas.microsoft.com/office/word/2016/wordml/cid" xmlns:w16="http://schemas.microsoft.com/office/word/2018/wordml" xmlns:w16du="http://schemas.microsoft.com/office/word/2023/wordml/word16du" xmlns:w16sdtdh="http://schemas.microsoft.com/office/word/2020/wordml/sdtdatahash" xmlns:w16se="http://schemas.microsoft.com/office/word/2015/wordml/symex" xmlns:wpg="http://schemas.microsoft.com/office/word/2010/wordprocessingGroup" xmlns:wpi="http://schemas.microsoft.com/office/word/2010/wordprocessingInk" xmlns:wne="http://schemas.microsoft.com/office/word/2006/wordml" xmlns:wps="http://schemas.microsoft.com/office/word/2010/wordprocessingShape" mc:Ignorable="w14 w15 w16se w16cid w16 w16cex w16sdtdh w16du wp14">
   <w:footnote w:type="separator" w:id="-1">
     <w:p>
       <w:pPr>
@@ -25318,7 +25318,7 @@
 </file>
 
 <file path=word/header1.xml><?xml version="1.0" encoding="utf-8"?>
-<w:hdr xmlns:wpc="http://schemas.microsoft.com/office/word/2010/wordprocessingCanvas" xmlns:cx="http://schemas.microsoft.com/office/drawing/2014/chartex" xmlns:cx1="http://schemas.microsoft.com/office/drawing/2015/9/8/chartex" xmlns:cx2="http://schemas.microsoft.com/office/drawing/2015/10/21/chartex" xmlns:cx3="http://schemas.microsoft.com/office/drawing/2016/5/9/chartex" xmlns:cx4="http://schemas.microsoft.com/office/drawing/2016/5/10/chartex" xmlns:cx5="http://schemas.microsoft.com/office/drawing/2016/5/11/chartex" xmlns:cx6="http://schemas.microsoft.com/office/drawing/2016/5/12/chartex" xmlns:cx7="http://schemas.microsoft.com/office/drawing/2016/5/13/chartex" xmlns:cx8="http://schemas.microsoft.com/office/drawing/2016/5/14/chartex" xmlns:mc="http://schemas.openxmlformats.org/markup-compatibility/2006" xmlns:aink="http://schemas.microsoft.com/office/drawing/2016/ink" xmlns:am3d="http://schemas.microsoft.com/office/drawing/2017/model3d" xmlns:o="urn:schemas-microsoft-com:office:office" xmlns:oel="http://schemas.microsoft.com/office/2019/extlst" xmlns:r="http://schemas.openxmlformats.org/officeDocument/2006/relationships" xmlns:m="http://schemas.openxmlformats.org/officeDocument/2006/math" xmlns:v="urn:schemas-microsoft-com:vml" xmlns:wp14="http://schemas.microsoft.com/office/word/2010/wordprocessingDrawing" xmlns:wp="http://schemas.openxmlformats.org/drawingml/2006/wordprocessingDrawing" xmlns:w10="urn:schemas-microsoft-com:office:word" xmlns:w="http://schemas.openxmlformats.org/wordprocessingml/2006/main" xmlns:w14="http://schemas.microsoft.com/office/word/2010/wordml" xmlns:w15="http://schemas.microsoft.com/office/word/2012/wordml" xmlns:w16cex="http://schemas.microsoft.com/office/word/2018/wordml/cex" xmlns:w16cid="http://schemas.microsoft.com/office/word/2016/wordml/cid" xmlns:w16="http://schemas.microsoft.com/office/word/2018/wordml" xmlns:w16du="http://schemas.microsoft.com/office/word/2023/wordml/word16du" xmlns:w16sdtdh="http://schemas.microsoft.com/office/word/2020/wordml/sdtdatahash" xmlns:w16sdtfl="http://schemas.microsoft.com/office/word/2024/wordml/sdtformatlock" xmlns:w16se="http://schemas.microsoft.com/office/word/2015/wordml/symex" xmlns:wpg="http://schemas.microsoft.com/office/word/2010/wordprocessingGroup" xmlns:wpi="http://schemas.microsoft.com/office/word/2010/wordprocessingInk" xmlns:wne="http://schemas.microsoft.com/office/word/2006/wordml" xmlns:wps="http://schemas.microsoft.com/office/word/2010/wordprocessingShape" mc:Ignorable="w14 w15 w16se w16cid w16 w16cex w16sdtdh w16sdtfl w16du wp14">
+<w:hdr xmlns:wpc="http://schemas.microsoft.com/office/word/2010/wordprocessingCanvas" xmlns:cx="http://schemas.microsoft.com/office/drawing/2014/chartex" xmlns:cx1="http://schemas.microsoft.com/office/drawing/2015/9/8/chartex" xmlns:cx2="http://schemas.microsoft.com/office/drawing/2015/10/21/chartex" xmlns:cx3="http://schemas.microsoft.com/office/drawing/2016/5/9/chartex" xmlns:cx4="http://schemas.microsoft.com/office/drawing/2016/5/10/chartex" xmlns:cx5="http://schemas.microsoft.com/office/drawing/2016/5/11/chartex" xmlns:cx6="http://schemas.microsoft.com/office/drawing/2016/5/12/chartex" xmlns:cx7="http://schemas.microsoft.com/office/drawing/2016/5/13/chartex" xmlns:cx8="http://schemas.microsoft.com/office/drawing/2016/5/14/chartex" xmlns:mc="http://schemas.openxmlformats.org/markup-compatibility/2006" xmlns:aink="http://schemas.microsoft.com/office/drawing/2016/ink" xmlns:am3d="http://schemas.microsoft.com/office/drawing/2017/model3d" xmlns:o="urn:schemas-microsoft-com:office:office" xmlns:oel="http://schemas.microsoft.com/office/2019/extlst" xmlns:r="http://schemas.openxmlformats.org/officeDocument/2006/relationships" xmlns:m="http://schemas.openxmlformats.org/officeDocument/2006/math" xmlns:v="urn:schemas-microsoft-com:vml" xmlns:wp14="http://schemas.microsoft.com/office/word/2010/wordprocessingDrawing" xmlns:wp="http://schemas.openxmlformats.org/drawingml/2006/wordprocessingDrawing" xmlns:w10="urn:schemas-microsoft-com:office:word" xmlns:w="http://schemas.openxmlformats.org/wordprocessingml/2006/main" xmlns:w14="http://schemas.microsoft.com/office/word/2010/wordml" xmlns:w15="http://schemas.microsoft.com/office/word/2012/wordml" xmlns:w16cex="http://schemas.microsoft.com/office/word/2018/wordml/cex" xmlns:w16cid="http://schemas.microsoft.com/office/word/2016/wordml/cid" xmlns:w16="http://schemas.microsoft.com/office/word/2018/wordml" xmlns:w16du="http://schemas.microsoft.com/office/word/2023/wordml/word16du" xmlns:w16sdtdh="http://schemas.microsoft.com/office/word/2020/wordml/sdtdatahash" xmlns:w16se="http://schemas.microsoft.com/office/word/2015/wordml/symex" xmlns:wpg="http://schemas.microsoft.com/office/word/2010/wordprocessingGroup" xmlns:wpi="http://schemas.microsoft.com/office/word/2010/wordprocessingInk" xmlns:wne="http://schemas.microsoft.com/office/word/2006/wordml" xmlns:wps="http://schemas.microsoft.com/office/word/2010/wordprocessingShape" mc:Ignorable="w14 w15 w16se w16cid w16 w16cex w16sdtdh w16du wp14">
   <w:tbl>
     <w:tblPr>
       <w:tblStyle w:val="Tablaconcuadrcula"/>
@@ -25608,7 +25608,7 @@
 </file>
 
 <file path=word/numbering.xml><?xml version="1.0" encoding="utf-8"?>
-<w:numbering xmlns:wpc="http://schemas.microsoft.com/office/word/2010/wordprocessingCanvas" xmlns:cx="http://schemas.microsoft.com/office/drawing/2014/chartex" xmlns:cx1="http://schemas.microsoft.com/office/drawing/2015/9/8/chartex" xmlns:cx2="http://schemas.microsoft.com/office/drawing/2015/10/21/chartex" xmlns:cx3="http://schemas.microsoft.com/office/drawing/2016/5/9/chartex" xmlns:cx4="http://schemas.microsoft.com/office/drawing/2016/5/10/chartex" xmlns:cx5="http://schemas.microsoft.com/office/drawing/2016/5/11/chartex" xmlns:cx6="http://schemas.microsoft.com/office/drawing/2016/5/12/chartex" xmlns:cx7="http://schemas.microsoft.com/office/drawing/2016/5/13/chartex" xmlns:cx8="http://schemas.microsoft.com/office/drawing/2016/5/14/chartex" xmlns:mc="http://schemas.openxmlformats.org/markup-compatibility/2006" xmlns:aink="http://schemas.microsoft.com/office/drawing/2016/ink" xmlns:am3d="http://schemas.microsoft.com/office/drawing/2017/model3d" xmlns:o="urn:schemas-microsoft-com:office:office" xmlns:oel="http://schemas.microsoft.com/office/2019/extlst" xmlns:r="http://schemas.openxmlformats.org/officeDocument/2006/relationships" xmlns:m="http://schemas.openxmlformats.org/officeDocument/2006/math" xmlns:v="urn:schemas-microsoft-com:vml" xmlns:wp14="http://schemas.microsoft.com/office/word/2010/wordprocessingDrawing" xmlns:wp="http://schemas.openxmlformats.org/drawingml/2006/wordprocessingDrawing" xmlns:w10="urn:schemas-microsoft-com:office:word" xmlns:w="http://schemas.openxmlformats.org/wordprocessingml/2006/main" xmlns:w14="http://schemas.microsoft.com/office/word/2010/wordml" xmlns:w15="http://schemas.microsoft.com/office/word/2012/wordml" xmlns:w16cex="http://schemas.microsoft.com/office/word/2018/wordml/cex" xmlns:w16cid="http://schemas.microsoft.com/office/word/2016/wordml/cid" xmlns:w16="http://schemas.microsoft.com/office/word/2018/wordml" xmlns:w16du="http://schemas.microsoft.com/office/word/2023/wordml/word16du" xmlns:w16sdtdh="http://schemas.microsoft.com/office/word/2020/wordml/sdtdatahash" xmlns:w16sdtfl="http://schemas.microsoft.com/office/word/2024/wordml/sdtformatlock" xmlns:w16se="http://schemas.microsoft.com/office/word/2015/wordml/symex" xmlns:wpg="http://schemas.microsoft.com/office/word/2010/wordprocessingGroup" xmlns:wpi="http://schemas.microsoft.com/office/word/2010/wordprocessingInk" xmlns:wne="http://schemas.microsoft.com/office/word/2006/wordml" xmlns:wps="http://schemas.microsoft.com/office/word/2010/wordprocessingShape" mc:Ignorable="w14 w15 w16se w16cid w16 w16cex w16sdtdh w16sdtfl w16du wp14">
+<w:numbering xmlns:wpc="http://schemas.microsoft.com/office/word/2010/wordprocessingCanvas" xmlns:cx="http://schemas.microsoft.com/office/drawing/2014/chartex" xmlns:cx1="http://schemas.microsoft.com/office/drawing/2015/9/8/chartex" xmlns:cx2="http://schemas.microsoft.com/office/drawing/2015/10/21/chartex" xmlns:cx3="http://schemas.microsoft.com/office/drawing/2016/5/9/chartex" xmlns:cx4="http://schemas.microsoft.com/office/drawing/2016/5/10/chartex" xmlns:cx5="http://schemas.microsoft.com/office/drawing/2016/5/11/chartex" xmlns:cx6="http://schemas.microsoft.com/office/drawing/2016/5/12/chartex" xmlns:cx7="http://schemas.microsoft.com/office/drawing/2016/5/13/chartex" xmlns:cx8="http://schemas.microsoft.com/office/drawing/2016/5/14/chartex" xmlns:mc="http://schemas.openxmlformats.org/markup-compatibility/2006" xmlns:aink="http://schemas.microsoft.com/office/drawing/2016/ink" xmlns:am3d="http://schemas.microsoft.com/office/drawing/2017/model3d" xmlns:o="urn:schemas-microsoft-com:office:office" xmlns:oel="http://schemas.microsoft.com/office/2019/extlst" xmlns:r="http://schemas.openxmlformats.org/officeDocument/2006/relationships" xmlns:m="http://schemas.openxmlformats.org/officeDocument/2006/math" xmlns:v="urn:schemas-microsoft-com:vml" xmlns:wp14="http://schemas.microsoft.com/office/word/2010/wordprocessingDrawing" xmlns:wp="http://schemas.openxmlformats.org/drawingml/2006/wordprocessingDrawing" xmlns:w10="urn:schemas-microsoft-com:office:word" xmlns:w="http://schemas.openxmlformats.org/wordprocessingml/2006/main" xmlns:w14="http://schemas.microsoft.com/office/word/2010/wordml" xmlns:w15="http://schemas.microsoft.com/office/word/2012/wordml" xmlns:w16cex="http://schemas.microsoft.com/office/word/2018/wordml/cex" xmlns:w16cid="http://schemas.microsoft.com/office/word/2016/wordml/cid" xmlns:w16="http://schemas.microsoft.com/office/word/2018/wordml" xmlns:w16du="http://schemas.microsoft.com/office/word/2023/wordml/word16du" xmlns:w16sdtdh="http://schemas.microsoft.com/office/word/2020/wordml/sdtdatahash" xmlns:w16se="http://schemas.microsoft.com/office/word/2015/wordml/symex" xmlns:wpg="http://schemas.microsoft.com/office/word/2010/wordprocessingGroup" xmlns:wpi="http://schemas.microsoft.com/office/word/2010/wordprocessingInk" xmlns:wne="http://schemas.microsoft.com/office/word/2006/wordml" xmlns:wps="http://schemas.microsoft.com/office/word/2010/wordprocessingShape" mc:Ignorable="w14 w15 w16se w16cid w16 w16cex w16sdtdh w16du wp14">
   <w:abstractNum w:abstractNumId="0" w15:restartNumberingAfterBreak="0">
     <w:nsid w:val="04282979"/>
     <w:multiLevelType w:val="hybridMultilevel"/>
@@ -30272,7 +30272,7 @@
 </file>
 
 <file path=word/styles.xml><?xml version="1.0" encoding="utf-8"?>
-<w:styles xmlns:mc="http://schemas.openxmlformats.org/markup-compatibility/2006" xmlns:r="http://schemas.openxmlformats.org/officeDocument/2006/relationships" xmlns:w="http://schemas.openxmlformats.org/wordprocessingml/2006/main" xmlns:w14="http://schemas.microsoft.com/office/word/2010/wordml" xmlns:w15="http://schemas.microsoft.com/office/word/2012/wordml" xmlns:w16cex="http://schemas.microsoft.com/office/word/2018/wordml/cex" xmlns:w16cid="http://schemas.microsoft.com/office/word/2016/wordml/cid" xmlns:w16="http://schemas.microsoft.com/office/word/2018/wordml" xmlns:w16du="http://schemas.microsoft.com/office/word/2023/wordml/word16du" xmlns:w16sdtdh="http://schemas.microsoft.com/office/word/2020/wordml/sdtdatahash" xmlns:w16sdtfl="http://schemas.microsoft.com/office/word/2024/wordml/sdtformatlock" xmlns:w16se="http://schemas.microsoft.com/office/word/2015/wordml/symex" mc:Ignorable="w14 w15 w16se w16cid w16 w16cex w16sdtdh w16sdtfl w16du">
+<w:styles xmlns:mc="http://schemas.openxmlformats.org/markup-compatibility/2006" xmlns:r="http://schemas.openxmlformats.org/officeDocument/2006/relationships" xmlns:w="http://schemas.openxmlformats.org/wordprocessingml/2006/main" xmlns:w14="http://schemas.microsoft.com/office/word/2010/wordml" xmlns:w15="http://schemas.microsoft.com/office/word/2012/wordml" xmlns:w16cex="http://schemas.microsoft.com/office/word/2018/wordml/cex" xmlns:w16cid="http://schemas.microsoft.com/office/word/2016/wordml/cid" xmlns:w16="http://schemas.microsoft.com/office/word/2018/wordml" xmlns:w16du="http://schemas.microsoft.com/office/word/2023/wordml/word16du" xmlns:w16sdtdh="http://schemas.microsoft.com/office/word/2020/wordml/sdtdatahash" xmlns:w16se="http://schemas.microsoft.com/office/word/2015/wordml/symex" mc:Ignorable="w14 w15 w16se w16cid w16 w16cex w16sdtdh w16du">
   <w:docDefaults>
     <w:rPrDefault>
       <w:rPr>
@@ -31308,7 +31308,7 @@
       <w14:ligatures w14:val="none"/>
     </w:rPr>
   </w:style>
-  <w:style w:type="character" w:styleId="Fuerte">
+  <w:style w:type="character" w:styleId="Textoennegrita">
     <w:name w:val="Strong"/>
     <w:basedOn w:val="Fuentedeprrafopredeter"/>
     <w:uiPriority w:val="22"/>

--- a/templates/plananual/ARTE 1° A 5/ARTE 1° - PROGRAMACIÓN CURRICULAR ANUAL .docx
+++ b/templates/plananual/ARTE 1° A 5/ARTE 1° - PROGRAMACIÓN CURRICULAR ANUAL .docx
@@ -1,6 +1,6 @@
 
 <file path=word/document.xml><?xml version="1.0" encoding="utf-8"?>
-<w:document xmlns:wpc="http://schemas.microsoft.com/office/word/2010/wordprocessingCanvas" xmlns:cx="http://schemas.microsoft.com/office/drawing/2014/chartex" xmlns:cx1="http://schemas.microsoft.com/office/drawing/2015/9/8/chartex" xmlns:cx2="http://schemas.microsoft.com/office/drawing/2015/10/21/chartex" xmlns:cx3="http://schemas.microsoft.com/office/drawing/2016/5/9/chartex" xmlns:cx4="http://schemas.microsoft.com/office/drawing/2016/5/10/chartex" xmlns:cx5="http://schemas.microsoft.com/office/drawing/2016/5/11/chartex" xmlns:cx6="http://schemas.microsoft.com/office/drawing/2016/5/12/chartex" xmlns:cx7="http://schemas.microsoft.com/office/drawing/2016/5/13/chartex" xmlns:cx8="http://schemas.microsoft.com/office/drawing/2016/5/14/chartex" xmlns:mc="http://schemas.openxmlformats.org/markup-compatibility/2006" xmlns:aink="http://schemas.microsoft.com/office/drawing/2016/ink" xmlns:am3d="http://schemas.microsoft.com/office/drawing/2017/model3d" xmlns:o="urn:schemas-microsoft-com:office:office" xmlns:oel="http://schemas.microsoft.com/office/2019/extlst" xmlns:r="http://schemas.openxmlformats.org/officeDocument/2006/relationships" xmlns:m="http://schemas.openxmlformats.org/officeDocument/2006/math" xmlns:v="urn:schemas-microsoft-com:vml" xmlns:wp14="http://schemas.microsoft.com/office/word/2010/wordprocessingDrawing" xmlns:wp="http://schemas.openxmlformats.org/drawingml/2006/wordprocessingDrawing" xmlns:w10="urn:schemas-microsoft-com:office:word" xmlns:w="http://schemas.openxmlformats.org/wordprocessingml/2006/main" xmlns:w14="http://schemas.microsoft.com/office/word/2010/wordml" xmlns:w15="http://schemas.microsoft.com/office/word/2012/wordml" xmlns:w16cex="http://schemas.microsoft.com/office/word/2018/wordml/cex" xmlns:w16cid="http://schemas.microsoft.com/office/word/2016/wordml/cid" xmlns:w16="http://schemas.microsoft.com/office/word/2018/wordml" xmlns:w16du="http://schemas.microsoft.com/office/word/2023/wordml/word16du" xmlns:w16sdtdh="http://schemas.microsoft.com/office/word/2020/wordml/sdtdatahash" xmlns:w16se="http://schemas.microsoft.com/office/word/2015/wordml/symex" xmlns:wpg="http://schemas.microsoft.com/office/word/2010/wordprocessingGroup" xmlns:wpi="http://schemas.microsoft.com/office/word/2010/wordprocessingInk" xmlns:wne="http://schemas.microsoft.com/office/word/2006/wordml" xmlns:wps="http://schemas.microsoft.com/office/word/2010/wordprocessingShape" mc:Ignorable="w14 w15 w16se w16cid w16 w16cex w16sdtdh w16du wp14">
+<w:document xmlns:wpc="http://schemas.microsoft.com/office/word/2010/wordprocessingCanvas" xmlns:cx="http://schemas.microsoft.com/office/drawing/2014/chartex" xmlns:cx1="http://schemas.microsoft.com/office/drawing/2015/9/8/chartex" xmlns:cx2="http://schemas.microsoft.com/office/drawing/2015/10/21/chartex" xmlns:cx3="http://schemas.microsoft.com/office/drawing/2016/5/9/chartex" xmlns:cx4="http://schemas.microsoft.com/office/drawing/2016/5/10/chartex" xmlns:cx5="http://schemas.microsoft.com/office/drawing/2016/5/11/chartex" xmlns:cx6="http://schemas.microsoft.com/office/drawing/2016/5/12/chartex" xmlns:cx7="http://schemas.microsoft.com/office/drawing/2016/5/13/chartex" xmlns:cx8="http://schemas.microsoft.com/office/drawing/2016/5/14/chartex" xmlns:mc="http://schemas.openxmlformats.org/markup-compatibility/2006" xmlns:aink="http://schemas.microsoft.com/office/drawing/2016/ink" xmlns:am3d="http://schemas.microsoft.com/office/drawing/2017/model3d" xmlns:o="urn:schemas-microsoft-com:office:office" xmlns:oel="http://schemas.microsoft.com/office/2019/extlst" xmlns:r="http://schemas.openxmlformats.org/officeDocument/2006/relationships" xmlns:m="http://schemas.openxmlformats.org/officeDocument/2006/math" xmlns:v="urn:schemas-microsoft-com:vml" xmlns:wp14="http://schemas.microsoft.com/office/word/2010/wordprocessingDrawing" xmlns:wp="http://schemas.openxmlformats.org/drawingml/2006/wordprocessingDrawing" xmlns:w10="urn:schemas-microsoft-com:office:word" xmlns:w="http://schemas.openxmlformats.org/wordprocessingml/2006/main" xmlns:w14="http://schemas.microsoft.com/office/word/2010/wordml" xmlns:w15="http://schemas.microsoft.com/office/word/2012/wordml" xmlns:w16cex="http://schemas.microsoft.com/office/word/2018/wordml/cex" xmlns:w16cid="http://schemas.microsoft.com/office/word/2016/wordml/cid" xmlns:w16="http://schemas.microsoft.com/office/word/2018/wordml" xmlns:w16du="http://schemas.microsoft.com/office/word/2023/wordml/word16du" xmlns:w16sdtdh="http://schemas.microsoft.com/office/word/2020/wordml/sdtdatahash" xmlns:w16sdtfl="http://schemas.microsoft.com/office/word/2024/wordml/sdtformatlock" xmlns:w16se="http://schemas.microsoft.com/office/word/2015/wordml/symex" xmlns:wpg="http://schemas.microsoft.com/office/word/2010/wordprocessingGroup" xmlns:wpi="http://schemas.microsoft.com/office/word/2010/wordprocessingInk" xmlns:wne="http://schemas.microsoft.com/office/word/2006/wordml" xmlns:wps="http://schemas.microsoft.com/office/word/2010/wordprocessingShape" mc:Ignorable="w14 w15 w16se w16cid w16 w16cex w16sdtdh w16sdtfl w16du wp14">
   <w:body>
     <w:p>
       <w:pPr>
@@ -252,7 +252,6 @@
                                 </w:rPr>
                                 <w:t xml:space="preserve"> {{</w:t>
                               </w:r>
-                              <w:proofErr w:type="spellStart"/>
                               <w:r>
                                 <w:rPr>
                                   <w:rFonts w:ascii="Aptos ExtraBold" w:hAnsi="Aptos ExtraBold" w:cs="Times New Roman"/>
@@ -262,19 +261,7 @@
                                   <w:sz w:val="32"/>
                                   <w:szCs w:val="32"/>
                                 </w:rPr>
-                                <w:t>anio</w:t>
-                              </w:r>
-                              <w:proofErr w:type="spellEnd"/>
-                              <w:r>
-                                <w:rPr>
-                                  <w:rFonts w:ascii="Aptos ExtraBold" w:hAnsi="Aptos ExtraBold" w:cs="Times New Roman"/>
-                                  <w:b/>
-                                  <w:bCs/>
-                                  <w:color w:val="FFFFFF" w:themeColor="background1"/>
-                                  <w:sz w:val="32"/>
-                                  <w:szCs w:val="32"/>
-                                </w:rPr>
-                                <w:t>}}</w:t>
+                                <w:t>anio}}</w:t>
                               </w:r>
                             </w:p>
                           </w:txbxContent>
@@ -298,7 +285,7 @@
               </wp:anchor>
             </w:drawing>
           </mc:Choice>
-          <mc:Fallback xmlns:w16sdtfl="http://schemas.microsoft.com/office/word/2024/wordml/sdtformatlock">
+          <mc:Fallback>
             <w:pict>
               <v:group w14:anchorId="54D4D559" id="Grupo 2" o:spid="_x0000_s1026" style="position:absolute;margin-left:-21.35pt;margin-top:1.5pt;width:744.15pt;height:62.25pt;z-index:251661312;mso-position-horizontal-relative:margin;mso-width-relative:margin;mso-height-relative:margin" coordorigin="-475,1047" coordsize="93630,7905" o:gfxdata="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">
                 <v:rect id="Rectángulo 1" o:spid="_x0000_s1027" style="position:absolute;left:-475;top:2952;width:93630;height:6001;visibility:visible;mso-wrap-style:square;v-text-anchor:middle" o:gfxdata="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" fillcolor="white [3212]" strokecolor="#47d459 [1942]" strokeweight="2.25pt">
@@ -419,7 +406,7 @@
                             <w:sz w:val="32"/>
                             <w:szCs w:val="32"/>
                           </w:rPr>
-                          <w:t xml:space="preserve"> </w:t>
+                          <w:t xml:space="preserve"> {{</w:t>
                         </w:r>
                         <w:r>
                           <w:rPr>
@@ -430,31 +417,7 @@
                             <w:sz w:val="32"/>
                             <w:szCs w:val="32"/>
                           </w:rPr>
-                          <w:t>{{</w:t>
-                        </w:r>
-                        <w:proofErr w:type="spellStart"/>
-                        <w:r>
-                          <w:rPr>
-                            <w:rFonts w:ascii="Aptos ExtraBold" w:hAnsi="Aptos ExtraBold" w:cs="Times New Roman"/>
-                            <w:b/>
-                            <w:bCs/>
-                            <w:color w:val="FFFFFF" w:themeColor="background1"/>
-                            <w:sz w:val="32"/>
-                            <w:szCs w:val="32"/>
-                          </w:rPr>
-                          <w:t>anio</w:t>
-                        </w:r>
-                        <w:proofErr w:type="spellEnd"/>
-                        <w:r>
-                          <w:rPr>
-                            <w:rFonts w:ascii="Aptos ExtraBold" w:hAnsi="Aptos ExtraBold" w:cs="Times New Roman"/>
-                            <w:b/>
-                            <w:bCs/>
-                            <w:color w:val="FFFFFF" w:themeColor="background1"/>
-                            <w:sz w:val="32"/>
-                            <w:szCs w:val="32"/>
-                          </w:rPr>
-                          <w:t>}}</w:t>
+                          <w:t>anio}}</w:t>
                         </w:r>
                       </w:p>
                     </w:txbxContent>
@@ -9560,20 +9523,6 @@
     <w:p>
       <w:pPr>
         <w:pStyle w:val="Prrafodelista"/>
-        <w:ind w:left="-284" w:right="-455"/>
-        <w:rPr>
-          <w:rFonts w:ascii="Arial Nova Cond Light" w:hAnsi="Arial Nova Cond Light" w:cs="Times New Roman"/>
-          <w:b/>
-          <w:bCs/>
-          <w:color w:val="000000" w:themeColor="text1"/>
-          <w:sz w:val="20"/>
-          <w:szCs w:val="20"/>
-        </w:rPr>
-      </w:pPr>
-    </w:p>
-    <w:p>
-      <w:pPr>
-        <w:pStyle w:val="Prrafodelista"/>
         <w:numPr>
           <w:ilvl w:val="0"/>
           <w:numId w:val="2"/>
@@ -9600,6 +9549,7 @@
           <w:sz w:val="20"/>
           <w:szCs w:val="20"/>
         </w:rPr>
+        <w:lastRenderedPageBreak/>
         <w:t>DISTRIBUCIÓN</w:t>
       </w:r>
       <w:r>
@@ -9699,13 +9649,13 @@
         <w:tblLook w:val="04A0" w:firstRow="1" w:lastRow="0" w:firstColumn="1" w:lastColumn="0" w:noHBand="0" w:noVBand="1"/>
       </w:tblPr>
       <w:tblGrid>
-        <w:gridCol w:w="875"/>
-        <w:gridCol w:w="1095"/>
-        <w:gridCol w:w="1726"/>
-        <w:gridCol w:w="6169"/>
-        <w:gridCol w:w="2015"/>
-        <w:gridCol w:w="1634"/>
-        <w:gridCol w:w="1337"/>
+        <w:gridCol w:w="818"/>
+        <w:gridCol w:w="1018"/>
+        <w:gridCol w:w="5379"/>
+        <w:gridCol w:w="1984"/>
+        <w:gridCol w:w="2693"/>
+        <w:gridCol w:w="1560"/>
+        <w:gridCol w:w="1399"/>
       </w:tblGrid>
       <w:tr>
         <w:trPr>
@@ -9714,7 +9664,7 @@
         </w:trPr>
         <w:tc>
           <w:tcPr>
-            <w:tcW w:w="875" w:type="dxa"/>
+            <w:tcW w:w="818" w:type="dxa"/>
             <w:shd w:val="clear" w:color="auto" w:fill="C1F0C7" w:themeFill="accent3" w:themeFillTint="33"/>
             <w:vAlign w:val="center"/>
           </w:tcPr>
@@ -9748,7 +9698,7 @@
         </w:tc>
         <w:tc>
           <w:tcPr>
-            <w:tcW w:w="1095" w:type="dxa"/>
+            <w:tcW w:w="1018" w:type="dxa"/>
             <w:shd w:val="clear" w:color="auto" w:fill="C1F0C7" w:themeFill="accent3" w:themeFillTint="33"/>
             <w:vAlign w:val="center"/>
           </w:tcPr>
@@ -9781,7 +9731,7 @@
         </w:tc>
         <w:tc>
           <w:tcPr>
-            <w:tcW w:w="1726" w:type="dxa"/>
+            <w:tcW w:w="5379" w:type="dxa"/>
             <w:shd w:val="clear" w:color="auto" w:fill="C1F0C7" w:themeFill="accent3" w:themeFillTint="33"/>
             <w:vAlign w:val="center"/>
           </w:tcPr>
@@ -9808,13 +9758,35 @@
                 <w:sz w:val="20"/>
                 <w:szCs w:val="20"/>
               </w:rPr>
-              <w:t>PROBLEMA / POTENCIALIDAD</w:t>
-            </w:r>
-          </w:p>
-        </w:tc>
-        <w:tc>
-          <w:tcPr>
-            <w:tcW w:w="6169" w:type="dxa"/>
+              <w:t>SITUACIÓN SIGNIF</w:t>
+            </w:r>
+            <w:r>
+              <w:rPr>
+                <w:rFonts w:ascii="Arial Nova Cond" w:hAnsi="Arial Nova Cond" w:cs="Times New Roman"/>
+                <w:b/>
+                <w:bCs/>
+                <w:color w:val="000000" w:themeColor="text1"/>
+                <w:sz w:val="20"/>
+                <w:szCs w:val="20"/>
+              </w:rPr>
+              <w:t>I</w:t>
+            </w:r>
+            <w:r>
+              <w:rPr>
+                <w:rFonts w:ascii="Arial Nova Cond" w:hAnsi="Arial Nova Cond" w:cs="Times New Roman"/>
+                <w:b/>
+                <w:bCs/>
+                <w:color w:val="000000" w:themeColor="text1"/>
+                <w:sz w:val="20"/>
+                <w:szCs w:val="20"/>
+              </w:rPr>
+              <w:t>CATIVA</w:t>
+            </w:r>
+          </w:p>
+        </w:tc>
+        <w:tc>
+          <w:tcPr>
+            <w:tcW w:w="1984" w:type="dxa"/>
             <w:shd w:val="clear" w:color="auto" w:fill="C1F0C7" w:themeFill="accent3" w:themeFillTint="33"/>
             <w:vAlign w:val="center"/>
           </w:tcPr>
@@ -9841,7 +9813,7 @@
                 <w:sz w:val="20"/>
                 <w:szCs w:val="20"/>
               </w:rPr>
-              <w:t>SITUACIÓN SIGNIF</w:t>
+              <w:t>TÍTULO DE LA UNIDAD DID</w:t>
             </w:r>
             <w:r>
               <w:rPr>
@@ -9852,7 +9824,7 @@
                 <w:sz w:val="20"/>
                 <w:szCs w:val="20"/>
               </w:rPr>
-              <w:t>I</w:t>
+              <w:t>Á</w:t>
             </w:r>
             <w:r>
               <w:rPr>
@@ -9863,13 +9835,24 @@
                 <w:sz w:val="20"/>
                 <w:szCs w:val="20"/>
               </w:rPr>
-              <w:t>CATIVA</w:t>
-            </w:r>
-          </w:p>
-        </w:tc>
-        <w:tc>
-          <w:tcPr>
-            <w:tcW w:w="2015" w:type="dxa"/>
+              <w:t>CTICA</w:t>
+            </w:r>
+            <w:r>
+              <w:rPr>
+                <w:rFonts w:ascii="Arial Nova Cond" w:hAnsi="Arial Nova Cond" w:cs="Times New Roman"/>
+                <w:b/>
+                <w:bCs/>
+                <w:color w:val="000000" w:themeColor="text1"/>
+                <w:sz w:val="20"/>
+                <w:szCs w:val="20"/>
+              </w:rPr>
+              <w:t>.</w:t>
+            </w:r>
+          </w:p>
+        </w:tc>
+        <w:tc>
+          <w:tcPr>
+            <w:tcW w:w="2693" w:type="dxa"/>
             <w:shd w:val="clear" w:color="auto" w:fill="C1F0C7" w:themeFill="accent3" w:themeFillTint="33"/>
             <w:vAlign w:val="center"/>
           </w:tcPr>
@@ -9896,9 +9879,21 @@
                 <w:sz w:val="20"/>
                 <w:szCs w:val="20"/>
               </w:rPr>
-              <w:t>TÍTULO DE LA UNIDAD DID</w:t>
-            </w:r>
-            <w:r>
+              <w:t>CAMPO TEMATICO</w:t>
+            </w:r>
+          </w:p>
+        </w:tc>
+        <w:tc>
+          <w:tcPr>
+            <w:tcW w:w="1560" w:type="dxa"/>
+            <w:shd w:val="clear" w:color="auto" w:fill="C1F0C7" w:themeFill="accent3" w:themeFillTint="33"/>
+            <w:vAlign w:val="center"/>
+          </w:tcPr>
+          <w:p>
+            <w:pPr>
+              <w:pStyle w:val="Prrafodelista"/>
+              <w:ind w:left="0"/>
+              <w:jc w:val="center"/>
               <w:rPr>
                 <w:rFonts w:ascii="Arial Nova Cond" w:hAnsi="Arial Nova Cond" w:cs="Times New Roman"/>
                 <w:b/>
@@ -9907,8 +9902,7 @@
                 <w:sz w:val="20"/>
                 <w:szCs w:val="20"/>
               </w:rPr>
-              <w:t>Á</w:t>
-            </w:r>
+            </w:pPr>
             <w:r>
               <w:rPr>
                 <w:rFonts w:ascii="Arial Nova Cond" w:hAnsi="Arial Nova Cond" w:cs="Times New Roman"/>
@@ -9918,57 +9912,13 @@
                 <w:sz w:val="20"/>
                 <w:szCs w:val="20"/>
               </w:rPr>
-              <w:t>CTICA</w:t>
-            </w:r>
-            <w:r>
-              <w:rPr>
-                <w:rFonts w:ascii="Arial Nova Cond" w:hAnsi="Arial Nova Cond" w:cs="Times New Roman"/>
-                <w:b/>
-                <w:bCs/>
-                <w:color w:val="000000" w:themeColor="text1"/>
-                <w:sz w:val="20"/>
-                <w:szCs w:val="20"/>
-              </w:rPr>
-              <w:t>.</w:t>
-            </w:r>
-          </w:p>
-        </w:tc>
-        <w:tc>
-          <w:tcPr>
-            <w:tcW w:w="1634" w:type="dxa"/>
-            <w:shd w:val="clear" w:color="auto" w:fill="C1F0C7" w:themeFill="accent3" w:themeFillTint="33"/>
-            <w:vAlign w:val="center"/>
-          </w:tcPr>
-          <w:p>
-            <w:pPr>
-              <w:pStyle w:val="Prrafodelista"/>
-              <w:ind w:left="0"/>
-              <w:jc w:val="center"/>
-              <w:rPr>
-                <w:rFonts w:ascii="Arial Nova Cond" w:hAnsi="Arial Nova Cond" w:cs="Times New Roman"/>
-                <w:b/>
-                <w:bCs/>
-                <w:color w:val="000000" w:themeColor="text1"/>
-                <w:sz w:val="20"/>
-                <w:szCs w:val="20"/>
-              </w:rPr>
-            </w:pPr>
-            <w:r>
-              <w:rPr>
-                <w:rFonts w:ascii="Arial Nova Cond" w:hAnsi="Arial Nova Cond" w:cs="Times New Roman"/>
-                <w:b/>
-                <w:bCs/>
-                <w:color w:val="000000" w:themeColor="text1"/>
-                <w:sz w:val="20"/>
-                <w:szCs w:val="20"/>
-              </w:rPr>
               <w:t>COMPETENCIAS</w:t>
             </w:r>
           </w:p>
         </w:tc>
         <w:tc>
           <w:tcPr>
-            <w:tcW w:w="1337" w:type="dxa"/>
+            <w:tcW w:w="1399" w:type="dxa"/>
             <w:shd w:val="clear" w:color="auto" w:fill="C1F0C7" w:themeFill="accent3" w:themeFillTint="33"/>
             <w:vAlign w:val="center"/>
           </w:tcPr>
@@ -10007,7 +9957,7 @@
         </w:trPr>
         <w:tc>
           <w:tcPr>
-            <w:tcW w:w="875" w:type="dxa"/>
+            <w:tcW w:w="818" w:type="dxa"/>
             <w:vMerge w:val="restart"/>
             <w:vAlign w:val="center"/>
           </w:tcPr>
@@ -10046,7 +9996,7 @@
         </w:tc>
         <w:tc>
           <w:tcPr>
-            <w:tcW w:w="1095" w:type="dxa"/>
+            <w:tcW w:w="1018" w:type="dxa"/>
             <w:vAlign w:val="center"/>
           </w:tcPr>
           <w:p>
@@ -10084,7 +10034,7 @@
         </w:tc>
         <w:tc>
           <w:tcPr>
-            <w:tcW w:w="1726" w:type="dxa"/>
+            <w:tcW w:w="5379" w:type="dxa"/>
             <w:vAlign w:val="center"/>
           </w:tcPr>
           <w:p>
@@ -10112,47 +10062,22 @@
                 <w:szCs w:val="20"/>
                 <w:lang w:val="es-ES_tradnl"/>
               </w:rPr>
-              <w:t>{{problemapotencialidad0}}</w:t>
-            </w:r>
-          </w:p>
-        </w:tc>
-        <w:tc>
-          <w:tcPr>
-            <w:tcW w:w="6169" w:type="dxa"/>
-            <w:vAlign w:val="center"/>
-          </w:tcPr>
-          <w:p>
-            <w:pPr>
-              <w:pStyle w:val="Prrafodelista"/>
-              <w:tabs>
-                <w:tab w:val="left" w:pos="0"/>
-                <w:tab w:val="left" w:pos="142"/>
-                <w:tab w:val="left" w:pos="284"/>
-              </w:tabs>
-              <w:spacing w:line="276" w:lineRule="auto"/>
-              <w:ind w:left="0"/>
-              <w:jc w:val="both"/>
+              <w:t>{{situacionsignificativa0}}</w:t>
+            </w:r>
+            <w:r>
               <w:rPr>
                 <w:rFonts w:ascii="Arial Nova Cond" w:eastAsia="Calibri" w:hAnsi="Arial Nova Cond" w:cs="Times New Roman"/>
                 <w:sz w:val="20"/>
                 <w:szCs w:val="20"/>
                 <w:lang w:val="es-ES_tradnl"/>
               </w:rPr>
-            </w:pPr>
-            <w:r>
-              <w:rPr>
-                <w:rFonts w:ascii="Arial Nova Cond" w:eastAsia="Calibri" w:hAnsi="Arial Nova Cond" w:cs="Times New Roman"/>
-                <w:sz w:val="20"/>
-                <w:szCs w:val="20"/>
-                <w:lang w:val="es-ES_tradnl"/>
-              </w:rPr>
-              <w:t>{{situacionsignificativa0}}</w:t>
-            </w:r>
-          </w:p>
-        </w:tc>
-        <w:tc>
-          <w:tcPr>
-            <w:tcW w:w="2015" w:type="dxa"/>
+              <w:t xml:space="preserve"> </w:t>
+            </w:r>
+          </w:p>
+        </w:tc>
+        <w:tc>
+          <w:tcPr>
+            <w:tcW w:w="1984" w:type="dxa"/>
             <w:vAlign w:val="center"/>
           </w:tcPr>
           <w:p>
@@ -10183,7 +10108,7 @@
         </w:tc>
         <w:tc>
           <w:tcPr>
-            <w:tcW w:w="1634" w:type="dxa"/>
+            <w:tcW w:w="2693" w:type="dxa"/>
             <w:vAlign w:val="center"/>
           </w:tcPr>
           <w:p>
@@ -10208,13 +10133,13 @@
                 <w:sz w:val="20"/>
                 <w:szCs w:val="20"/>
               </w:rPr>
-              <w:t>{{competencias0}}</w:t>
-            </w:r>
-          </w:p>
-        </w:tc>
-        <w:tc>
-          <w:tcPr>
-            <w:tcW w:w="1337" w:type="dxa"/>
+              <w:t>{{campotematico0}}</w:t>
+            </w:r>
+          </w:p>
+        </w:tc>
+        <w:tc>
+          <w:tcPr>
+            <w:tcW w:w="1560" w:type="dxa"/>
             <w:vAlign w:val="center"/>
           </w:tcPr>
           <w:p>
@@ -10222,7 +10147,38 @@
               <w:autoSpaceDE w:val="0"/>
               <w:autoSpaceDN w:val="0"/>
               <w:adjustRightInd w:val="0"/>
-              <w:jc w:val="center"/>
+              <w:jc w:val="both"/>
+              <w:rPr>
+                <w:rFonts w:ascii="Arial Nova Cond" w:hAnsi="Arial Nova Cond" w:cs="Arial"/>
+                <w:color w:val="000000"/>
+                <w:kern w:val="0"/>
+                <w:sz w:val="20"/>
+                <w:szCs w:val="20"/>
+              </w:rPr>
+            </w:pPr>
+            <w:r>
+              <w:rPr>
+                <w:rFonts w:ascii="Arial Nova Cond" w:hAnsi="Arial Nova Cond" w:cs="Arial"/>
+                <w:color w:val="000000"/>
+                <w:kern w:val="0"/>
+                <w:sz w:val="20"/>
+                <w:szCs w:val="20"/>
+              </w:rPr>
+              <w:t>{{competencias0}}</w:t>
+            </w:r>
+          </w:p>
+        </w:tc>
+        <w:tc>
+          <w:tcPr>
+            <w:tcW w:w="1399" w:type="dxa"/>
+            <w:vAlign w:val="center"/>
+          </w:tcPr>
+          <w:p>
+            <w:pPr>
+              <w:autoSpaceDE w:val="0"/>
+              <w:autoSpaceDN w:val="0"/>
+              <w:adjustRightInd w:val="0"/>
+              <w:jc w:val="both"/>
               <w:rPr>
                 <w:rFonts w:ascii="Arial Nova Cond" w:hAnsi="Arial Nova Cond" w:cs="Arial"/>
                 <w:color w:val="000000"/>
@@ -10251,7 +10207,7 @@
         </w:trPr>
         <w:tc>
           <w:tcPr>
-            <w:tcW w:w="875" w:type="dxa"/>
+            <w:tcW w:w="818" w:type="dxa"/>
             <w:vMerge/>
             <w:vAlign w:val="center"/>
           </w:tcPr>
@@ -10279,7 +10235,7 @@
         </w:tc>
         <w:tc>
           <w:tcPr>
-            <w:tcW w:w="1095" w:type="dxa"/>
+            <w:tcW w:w="1018" w:type="dxa"/>
             <w:vAlign w:val="center"/>
           </w:tcPr>
           <w:p>
@@ -10317,33 +10273,7 @@
         </w:tc>
         <w:tc>
           <w:tcPr>
-            <w:tcW w:w="1726" w:type="dxa"/>
-            <w:vAlign w:val="center"/>
-          </w:tcPr>
-          <w:p>
-            <w:pPr>
-              <w:pStyle w:val="NormalWeb"/>
-              <w:jc w:val="both"/>
-              <w:rPr>
-                <w:rFonts w:ascii="Arial Nova Cond" w:hAnsi="Arial Nova Cond"/>
-                <w:sz w:val="20"/>
-                <w:szCs w:val="20"/>
-              </w:rPr>
-            </w:pPr>
-            <w:r>
-              <w:rPr>
-                <w:rFonts w:ascii="Arial Nova Cond" w:eastAsia="Calibri" w:hAnsi="Arial Nova Cond"/>
-                <w:sz w:val="20"/>
-                <w:szCs w:val="20"/>
-                <w:lang w:val="es-ES_tradnl"/>
-              </w:rPr>
-              <w:t>{{problemapotencialidad1}}</w:t>
-            </w:r>
-          </w:p>
-        </w:tc>
-        <w:tc>
-          <w:tcPr>
-            <w:tcW w:w="6169" w:type="dxa"/>
+            <w:tcW w:w="5379" w:type="dxa"/>
             <w:vAlign w:val="center"/>
           </w:tcPr>
           <w:p>
@@ -10377,7 +10307,7 @@
         </w:tc>
         <w:tc>
           <w:tcPr>
-            <w:tcW w:w="2015" w:type="dxa"/>
+            <w:tcW w:w="1984" w:type="dxa"/>
             <w:vAlign w:val="center"/>
           </w:tcPr>
           <w:p>
@@ -10408,7 +10338,7 @@
         </w:tc>
         <w:tc>
           <w:tcPr>
-            <w:tcW w:w="1634" w:type="dxa"/>
+            <w:tcW w:w="2693" w:type="dxa"/>
             <w:vAlign w:val="center"/>
           </w:tcPr>
           <w:p>
@@ -10433,13 +10363,13 @@
                 <w:sz w:val="20"/>
                 <w:szCs w:val="20"/>
               </w:rPr>
-              <w:t>{{competencias1}}</w:t>
-            </w:r>
-          </w:p>
-        </w:tc>
-        <w:tc>
-          <w:tcPr>
-            <w:tcW w:w="1337" w:type="dxa"/>
+              <w:t>{{campotematico1}}</w:t>
+            </w:r>
+          </w:p>
+        </w:tc>
+        <w:tc>
+          <w:tcPr>
+            <w:tcW w:w="1560" w:type="dxa"/>
             <w:vAlign w:val="center"/>
           </w:tcPr>
           <w:p>
@@ -10447,7 +10377,38 @@
               <w:autoSpaceDE w:val="0"/>
               <w:autoSpaceDN w:val="0"/>
               <w:adjustRightInd w:val="0"/>
-              <w:jc w:val="center"/>
+              <w:jc w:val="both"/>
+              <w:rPr>
+                <w:rFonts w:ascii="Arial Nova Cond" w:hAnsi="Arial Nova Cond" w:cs="Arial"/>
+                <w:color w:val="000000"/>
+                <w:kern w:val="0"/>
+                <w:sz w:val="20"/>
+                <w:szCs w:val="20"/>
+              </w:rPr>
+            </w:pPr>
+            <w:r>
+              <w:rPr>
+                <w:rFonts w:ascii="Arial Nova Cond" w:hAnsi="Arial Nova Cond" w:cs="Arial"/>
+                <w:color w:val="000000"/>
+                <w:kern w:val="0"/>
+                <w:sz w:val="20"/>
+                <w:szCs w:val="20"/>
+              </w:rPr>
+              <w:t>{{competencias1}}</w:t>
+            </w:r>
+          </w:p>
+        </w:tc>
+        <w:tc>
+          <w:tcPr>
+            <w:tcW w:w="1399" w:type="dxa"/>
+            <w:vAlign w:val="center"/>
+          </w:tcPr>
+          <w:p>
+            <w:pPr>
+              <w:autoSpaceDE w:val="0"/>
+              <w:autoSpaceDN w:val="0"/>
+              <w:adjustRightInd w:val="0"/>
+              <w:jc w:val="both"/>
               <w:rPr>
                 <w:rFonts w:ascii="Arial Nova Cond" w:hAnsi="Arial Nova Cond" w:cs="Arial"/>
                 <w:color w:val="000000"/>
@@ -10476,7 +10437,7 @@
         </w:trPr>
         <w:tc>
           <w:tcPr>
-            <w:tcW w:w="875" w:type="dxa"/>
+            <w:tcW w:w="818" w:type="dxa"/>
             <w:vMerge/>
             <w:vAlign w:val="center"/>
           </w:tcPr>
@@ -10504,7 +10465,7 @@
         </w:tc>
         <w:tc>
           <w:tcPr>
-            <w:tcW w:w="1095" w:type="dxa"/>
+            <w:tcW w:w="1018" w:type="dxa"/>
             <w:vAlign w:val="center"/>
           </w:tcPr>
           <w:p>
@@ -10542,33 +10503,7 @@
         </w:tc>
         <w:tc>
           <w:tcPr>
-            <w:tcW w:w="1726" w:type="dxa"/>
-            <w:vAlign w:val="center"/>
-          </w:tcPr>
-          <w:p>
-            <w:pPr>
-              <w:pStyle w:val="NormalWeb"/>
-              <w:jc w:val="both"/>
-              <w:rPr>
-                <w:rFonts w:ascii="Arial Nova Cond" w:eastAsia="Calibri" w:hAnsi="Arial Nova Cond"/>
-                <w:sz w:val="20"/>
-                <w:szCs w:val="20"/>
-              </w:rPr>
-            </w:pPr>
-            <w:r>
-              <w:rPr>
-                <w:rFonts w:ascii="Arial Nova Cond" w:eastAsia="Calibri" w:hAnsi="Arial Nova Cond"/>
-                <w:sz w:val="20"/>
-                <w:szCs w:val="20"/>
-                <w:lang w:val="es-ES_tradnl"/>
-              </w:rPr>
-              <w:t>{{problemapotencialidad2}}</w:t>
-            </w:r>
-          </w:p>
-        </w:tc>
-        <w:tc>
-          <w:tcPr>
-            <w:tcW w:w="6169" w:type="dxa"/>
+            <w:tcW w:w="5379" w:type="dxa"/>
             <w:vAlign w:val="center"/>
           </w:tcPr>
           <w:p>
@@ -10602,7 +10537,7 @@
         </w:tc>
         <w:tc>
           <w:tcPr>
-            <w:tcW w:w="2015" w:type="dxa"/>
+            <w:tcW w:w="1984" w:type="dxa"/>
             <w:vAlign w:val="center"/>
           </w:tcPr>
           <w:p>
@@ -10633,7 +10568,7 @@
         </w:tc>
         <w:tc>
           <w:tcPr>
-            <w:tcW w:w="1634" w:type="dxa"/>
+            <w:tcW w:w="2693" w:type="dxa"/>
             <w:vAlign w:val="center"/>
           </w:tcPr>
           <w:p>
@@ -10658,13 +10593,13 @@
                 <w:sz w:val="20"/>
                 <w:szCs w:val="20"/>
               </w:rPr>
-              <w:t>{{competencias2}}</w:t>
-            </w:r>
-          </w:p>
-        </w:tc>
-        <w:tc>
-          <w:tcPr>
-            <w:tcW w:w="1337" w:type="dxa"/>
+              <w:t>{{campotematico2}}</w:t>
+            </w:r>
+          </w:p>
+        </w:tc>
+        <w:tc>
+          <w:tcPr>
+            <w:tcW w:w="1560" w:type="dxa"/>
             <w:vAlign w:val="center"/>
           </w:tcPr>
           <w:p>
@@ -10672,7 +10607,38 @@
               <w:autoSpaceDE w:val="0"/>
               <w:autoSpaceDN w:val="0"/>
               <w:adjustRightInd w:val="0"/>
-              <w:jc w:val="center"/>
+              <w:jc w:val="both"/>
+              <w:rPr>
+                <w:rFonts w:ascii="Arial Nova Cond" w:hAnsi="Arial Nova Cond" w:cs="Arial"/>
+                <w:color w:val="000000"/>
+                <w:kern w:val="0"/>
+                <w:sz w:val="20"/>
+                <w:szCs w:val="20"/>
+              </w:rPr>
+            </w:pPr>
+            <w:r>
+              <w:rPr>
+                <w:rFonts w:ascii="Arial Nova Cond" w:hAnsi="Arial Nova Cond" w:cs="Arial"/>
+                <w:color w:val="000000"/>
+                <w:kern w:val="0"/>
+                <w:sz w:val="20"/>
+                <w:szCs w:val="20"/>
+              </w:rPr>
+              <w:t>{{competencias2}}</w:t>
+            </w:r>
+          </w:p>
+        </w:tc>
+        <w:tc>
+          <w:tcPr>
+            <w:tcW w:w="1399" w:type="dxa"/>
+            <w:vAlign w:val="center"/>
+          </w:tcPr>
+          <w:p>
+            <w:pPr>
+              <w:autoSpaceDE w:val="0"/>
+              <w:autoSpaceDN w:val="0"/>
+              <w:adjustRightInd w:val="0"/>
+              <w:jc w:val="both"/>
               <w:rPr>
                 <w:rFonts w:ascii="Arial Nova Cond" w:hAnsi="Arial Nova Cond" w:cs="Arial"/>
                 <w:color w:val="000000"/>
@@ -10701,7 +10667,7 @@
         </w:trPr>
         <w:tc>
           <w:tcPr>
-            <w:tcW w:w="875" w:type="dxa"/>
+            <w:tcW w:w="818" w:type="dxa"/>
             <w:vMerge w:val="restart"/>
             <w:vAlign w:val="center"/>
           </w:tcPr>
@@ -10740,7 +10706,7 @@
         </w:tc>
         <w:tc>
           <w:tcPr>
-            <w:tcW w:w="1095" w:type="dxa"/>
+            <w:tcW w:w="1018" w:type="dxa"/>
             <w:vAlign w:val="center"/>
           </w:tcPr>
           <w:p>
@@ -10778,33 +10744,7 @@
         </w:tc>
         <w:tc>
           <w:tcPr>
-            <w:tcW w:w="1726" w:type="dxa"/>
-            <w:vAlign w:val="center"/>
-          </w:tcPr>
-          <w:p>
-            <w:pPr>
-              <w:pStyle w:val="Sinespaciado"/>
-              <w:jc w:val="both"/>
-              <w:rPr>
-                <w:rFonts w:ascii="Arial Nova Cond" w:eastAsia="Times New Roman" w:hAnsi="Arial Nova Cond" w:cs="Times New Roman"/>
-                <w:sz w:val="20"/>
-                <w:szCs w:val="20"/>
-              </w:rPr>
-            </w:pPr>
-            <w:r>
-              <w:rPr>
-                <w:rFonts w:ascii="Arial Nova Cond" w:eastAsia="Calibri" w:hAnsi="Arial Nova Cond" w:cs="Times New Roman"/>
-                <w:sz w:val="20"/>
-                <w:szCs w:val="20"/>
-                <w:lang w:val="es-ES_tradnl"/>
-              </w:rPr>
-              <w:t>{{problemapotencialidad3}}</w:t>
-            </w:r>
-          </w:p>
-        </w:tc>
-        <w:tc>
-          <w:tcPr>
-            <w:tcW w:w="6169" w:type="dxa"/>
+            <w:tcW w:w="5379" w:type="dxa"/>
             <w:vAlign w:val="center"/>
           </w:tcPr>
           <w:p>
@@ -10839,7 +10779,7 @@
         </w:tc>
         <w:tc>
           <w:tcPr>
-            <w:tcW w:w="2015" w:type="dxa"/>
+            <w:tcW w:w="1984" w:type="dxa"/>
             <w:vAlign w:val="center"/>
           </w:tcPr>
           <w:p>
@@ -10870,7 +10810,7 @@
         </w:tc>
         <w:tc>
           <w:tcPr>
-            <w:tcW w:w="1634" w:type="dxa"/>
+            <w:tcW w:w="2693" w:type="dxa"/>
             <w:vAlign w:val="center"/>
           </w:tcPr>
           <w:p>
@@ -10895,13 +10835,13 @@
                 <w:sz w:val="20"/>
                 <w:szCs w:val="20"/>
               </w:rPr>
-              <w:t>{{competencias3}}</w:t>
-            </w:r>
-          </w:p>
-        </w:tc>
-        <w:tc>
-          <w:tcPr>
-            <w:tcW w:w="1337" w:type="dxa"/>
+              <w:t>{{campotematico3}}</w:t>
+            </w:r>
+          </w:p>
+        </w:tc>
+        <w:tc>
+          <w:tcPr>
+            <w:tcW w:w="1560" w:type="dxa"/>
             <w:vAlign w:val="center"/>
           </w:tcPr>
           <w:p>
@@ -10909,7 +10849,38 @@
               <w:autoSpaceDE w:val="0"/>
               <w:autoSpaceDN w:val="0"/>
               <w:adjustRightInd w:val="0"/>
-              <w:jc w:val="center"/>
+              <w:jc w:val="both"/>
+              <w:rPr>
+                <w:rFonts w:ascii="Arial Nova Cond" w:hAnsi="Arial Nova Cond" w:cs="Arial"/>
+                <w:color w:val="000000"/>
+                <w:kern w:val="0"/>
+                <w:sz w:val="20"/>
+                <w:szCs w:val="20"/>
+              </w:rPr>
+            </w:pPr>
+            <w:r>
+              <w:rPr>
+                <w:rFonts w:ascii="Arial Nova Cond" w:hAnsi="Arial Nova Cond" w:cs="Arial"/>
+                <w:color w:val="000000"/>
+                <w:kern w:val="0"/>
+                <w:sz w:val="20"/>
+                <w:szCs w:val="20"/>
+              </w:rPr>
+              <w:t>{{competencias3}}</w:t>
+            </w:r>
+          </w:p>
+        </w:tc>
+        <w:tc>
+          <w:tcPr>
+            <w:tcW w:w="1399" w:type="dxa"/>
+            <w:vAlign w:val="center"/>
+          </w:tcPr>
+          <w:p>
+            <w:pPr>
+              <w:autoSpaceDE w:val="0"/>
+              <w:autoSpaceDN w:val="0"/>
+              <w:adjustRightInd w:val="0"/>
+              <w:jc w:val="both"/>
               <w:rPr>
                 <w:rFonts w:ascii="Arial Nova Cond" w:hAnsi="Arial Nova Cond" w:cs="Arial"/>
                 <w:color w:val="000000"/>
@@ -10938,7 +10909,7 @@
         </w:trPr>
         <w:tc>
           <w:tcPr>
-            <w:tcW w:w="875" w:type="dxa"/>
+            <w:tcW w:w="818" w:type="dxa"/>
             <w:vMerge/>
             <w:vAlign w:val="center"/>
           </w:tcPr>
@@ -10966,7 +10937,7 @@
         </w:tc>
         <w:tc>
           <w:tcPr>
-            <w:tcW w:w="1095" w:type="dxa"/>
+            <w:tcW w:w="1018" w:type="dxa"/>
             <w:vAlign w:val="center"/>
           </w:tcPr>
           <w:p>
@@ -11004,33 +10975,7 @@
         </w:tc>
         <w:tc>
           <w:tcPr>
-            <w:tcW w:w="1726" w:type="dxa"/>
-            <w:vAlign w:val="center"/>
-          </w:tcPr>
-          <w:p>
-            <w:pPr>
-              <w:pStyle w:val="Sinespaciado"/>
-              <w:jc w:val="both"/>
-              <w:rPr>
-                <w:rFonts w:ascii="Arial Nova Cond" w:hAnsi="Arial Nova Cond"/>
-                <w:sz w:val="20"/>
-                <w:szCs w:val="20"/>
-              </w:rPr>
-            </w:pPr>
-            <w:r>
-              <w:rPr>
-                <w:rFonts w:ascii="Arial Nova Cond" w:eastAsia="Calibri" w:hAnsi="Arial Nova Cond" w:cs="Times New Roman"/>
-                <w:sz w:val="20"/>
-                <w:szCs w:val="20"/>
-                <w:lang w:val="es-ES_tradnl"/>
-              </w:rPr>
-              <w:t>{{problemapotencialidad4}}</w:t>
-            </w:r>
-          </w:p>
-        </w:tc>
-        <w:tc>
-          <w:tcPr>
-            <w:tcW w:w="6169" w:type="dxa"/>
+            <w:tcW w:w="5379" w:type="dxa"/>
             <w:vAlign w:val="center"/>
           </w:tcPr>
           <w:p>
@@ -11065,7 +11010,7 @@
         </w:tc>
         <w:tc>
           <w:tcPr>
-            <w:tcW w:w="2015" w:type="dxa"/>
+            <w:tcW w:w="1984" w:type="dxa"/>
             <w:vAlign w:val="center"/>
           </w:tcPr>
           <w:p>
@@ -11096,7 +11041,7 @@
         </w:tc>
         <w:tc>
           <w:tcPr>
-            <w:tcW w:w="1634" w:type="dxa"/>
+            <w:tcW w:w="2693" w:type="dxa"/>
             <w:vAlign w:val="center"/>
           </w:tcPr>
           <w:p>
@@ -11121,13 +11066,13 @@
                 <w:sz w:val="20"/>
                 <w:szCs w:val="20"/>
               </w:rPr>
-              <w:t>{{competencias4}}</w:t>
-            </w:r>
-          </w:p>
-        </w:tc>
-        <w:tc>
-          <w:tcPr>
-            <w:tcW w:w="1337" w:type="dxa"/>
+              <w:t>{{campotematico4}}</w:t>
+            </w:r>
+          </w:p>
+        </w:tc>
+        <w:tc>
+          <w:tcPr>
+            <w:tcW w:w="1560" w:type="dxa"/>
             <w:vAlign w:val="center"/>
           </w:tcPr>
           <w:p>
@@ -11135,7 +11080,38 @@
               <w:autoSpaceDE w:val="0"/>
               <w:autoSpaceDN w:val="0"/>
               <w:adjustRightInd w:val="0"/>
-              <w:jc w:val="center"/>
+              <w:jc w:val="both"/>
+              <w:rPr>
+                <w:rFonts w:ascii="Arial Nova Cond" w:hAnsi="Arial Nova Cond" w:cs="Arial"/>
+                <w:color w:val="000000"/>
+                <w:kern w:val="0"/>
+                <w:sz w:val="20"/>
+                <w:szCs w:val="20"/>
+              </w:rPr>
+            </w:pPr>
+            <w:r>
+              <w:rPr>
+                <w:rFonts w:ascii="Arial Nova Cond" w:hAnsi="Arial Nova Cond" w:cs="Arial"/>
+                <w:color w:val="000000"/>
+                <w:kern w:val="0"/>
+                <w:sz w:val="20"/>
+                <w:szCs w:val="20"/>
+              </w:rPr>
+              <w:t>{{competencias4}}</w:t>
+            </w:r>
+          </w:p>
+        </w:tc>
+        <w:tc>
+          <w:tcPr>
+            <w:tcW w:w="1399" w:type="dxa"/>
+            <w:vAlign w:val="center"/>
+          </w:tcPr>
+          <w:p>
+            <w:pPr>
+              <w:autoSpaceDE w:val="0"/>
+              <w:autoSpaceDN w:val="0"/>
+              <w:adjustRightInd w:val="0"/>
+              <w:jc w:val="both"/>
               <w:rPr>
                 <w:rFonts w:ascii="Arial Nova Cond" w:hAnsi="Arial Nova Cond" w:cs="Arial"/>
                 <w:color w:val="000000"/>
@@ -11164,7 +11140,7 @@
         </w:trPr>
         <w:tc>
           <w:tcPr>
-            <w:tcW w:w="875" w:type="dxa"/>
+            <w:tcW w:w="818" w:type="dxa"/>
             <w:vMerge w:val="restart"/>
             <w:vAlign w:val="center"/>
           </w:tcPr>
@@ -11203,7 +11179,7 @@
         </w:tc>
         <w:tc>
           <w:tcPr>
-            <w:tcW w:w="1095" w:type="dxa"/>
+            <w:tcW w:w="1018" w:type="dxa"/>
             <w:vAlign w:val="center"/>
           </w:tcPr>
           <w:p>
@@ -11241,34 +11217,7 @@
         </w:tc>
         <w:tc>
           <w:tcPr>
-            <w:tcW w:w="1726" w:type="dxa"/>
-            <w:vAlign w:val="center"/>
-          </w:tcPr>
-          <w:p>
-            <w:pPr>
-              <w:pStyle w:val="Sinespaciado"/>
-              <w:jc w:val="both"/>
-              <w:rPr>
-                <w:rFonts w:ascii="Arial Nova Cond" w:hAnsi="Arial Nova Cond"/>
-                <w:color w:val="000000" w:themeColor="text1"/>
-                <w:sz w:val="20"/>
-                <w:szCs w:val="20"/>
-              </w:rPr>
-            </w:pPr>
-            <w:r>
-              <w:rPr>
-                <w:rFonts w:ascii="Arial Nova Cond" w:eastAsia="Calibri" w:hAnsi="Arial Nova Cond" w:cs="Times New Roman"/>
-                <w:sz w:val="20"/>
-                <w:szCs w:val="20"/>
-                <w:lang w:val="es-ES_tradnl"/>
-              </w:rPr>
-              <w:t>{{problemapotencialidad5}}</w:t>
-            </w:r>
-          </w:p>
-        </w:tc>
-        <w:tc>
-          <w:tcPr>
-            <w:tcW w:w="6169" w:type="dxa"/>
+            <w:tcW w:w="5379" w:type="dxa"/>
             <w:vAlign w:val="center"/>
           </w:tcPr>
           <w:p>
@@ -11299,11 +11248,20 @@
               </w:rPr>
               <w:t>{{situacionsignificativa5}}</w:t>
             </w:r>
-          </w:p>
-        </w:tc>
-        <w:tc>
-          <w:tcPr>
-            <w:tcW w:w="2015" w:type="dxa"/>
+            <w:r>
+              <w:rPr>
+                <w:rFonts w:ascii="Arial Nova Cond" w:eastAsia="Calibri" w:hAnsi="Arial Nova Cond" w:cs="Times New Roman"/>
+                <w:sz w:val="20"/>
+                <w:szCs w:val="20"/>
+                <w:lang w:val="es-ES_tradnl"/>
+              </w:rPr>
+              <w:t xml:space="preserve"> </w:t>
+            </w:r>
+          </w:p>
+        </w:tc>
+        <w:tc>
+          <w:tcPr>
+            <w:tcW w:w="1984" w:type="dxa"/>
             <w:vAlign w:val="center"/>
           </w:tcPr>
           <w:p>
@@ -11334,7 +11292,7 @@
         </w:tc>
         <w:tc>
           <w:tcPr>
-            <w:tcW w:w="1634" w:type="dxa"/>
+            <w:tcW w:w="2693" w:type="dxa"/>
             <w:vAlign w:val="center"/>
           </w:tcPr>
           <w:p>
@@ -11359,13 +11317,13 @@
                 <w:sz w:val="20"/>
                 <w:szCs w:val="20"/>
               </w:rPr>
-              <w:t>{{competencias5}}</w:t>
-            </w:r>
-          </w:p>
-        </w:tc>
-        <w:tc>
-          <w:tcPr>
-            <w:tcW w:w="1337" w:type="dxa"/>
+              <w:t>{{campotematico5}}</w:t>
+            </w:r>
+          </w:p>
+        </w:tc>
+        <w:tc>
+          <w:tcPr>
+            <w:tcW w:w="1560" w:type="dxa"/>
             <w:vAlign w:val="center"/>
           </w:tcPr>
           <w:p>
@@ -11373,7 +11331,38 @@
               <w:autoSpaceDE w:val="0"/>
               <w:autoSpaceDN w:val="0"/>
               <w:adjustRightInd w:val="0"/>
-              <w:jc w:val="center"/>
+              <w:jc w:val="both"/>
+              <w:rPr>
+                <w:rFonts w:ascii="Arial Nova Cond" w:hAnsi="Arial Nova Cond" w:cs="Arial"/>
+                <w:color w:val="000000"/>
+                <w:kern w:val="0"/>
+                <w:sz w:val="20"/>
+                <w:szCs w:val="20"/>
+              </w:rPr>
+            </w:pPr>
+            <w:r>
+              <w:rPr>
+                <w:rFonts w:ascii="Arial Nova Cond" w:hAnsi="Arial Nova Cond" w:cs="Arial"/>
+                <w:color w:val="000000"/>
+                <w:kern w:val="0"/>
+                <w:sz w:val="20"/>
+                <w:szCs w:val="20"/>
+              </w:rPr>
+              <w:t>{{competencias5}}</w:t>
+            </w:r>
+          </w:p>
+        </w:tc>
+        <w:tc>
+          <w:tcPr>
+            <w:tcW w:w="1399" w:type="dxa"/>
+            <w:vAlign w:val="center"/>
+          </w:tcPr>
+          <w:p>
+            <w:pPr>
+              <w:autoSpaceDE w:val="0"/>
+              <w:autoSpaceDN w:val="0"/>
+              <w:adjustRightInd w:val="0"/>
+              <w:jc w:val="both"/>
               <w:rPr>
                 <w:rFonts w:ascii="Arial Nova Cond" w:hAnsi="Arial Nova Cond" w:cs="Arial"/>
                 <w:color w:val="000000"/>
@@ -11402,7 +11391,7 @@
         </w:trPr>
         <w:tc>
           <w:tcPr>
-            <w:tcW w:w="875" w:type="dxa"/>
+            <w:tcW w:w="818" w:type="dxa"/>
             <w:vMerge/>
             <w:vAlign w:val="center"/>
           </w:tcPr>
@@ -11430,7 +11419,7 @@
         </w:tc>
         <w:tc>
           <w:tcPr>
-            <w:tcW w:w="1095" w:type="dxa"/>
+            <w:tcW w:w="1018" w:type="dxa"/>
             <w:vAlign w:val="center"/>
           </w:tcPr>
           <w:p>
@@ -11468,33 +11457,7 @@
         </w:tc>
         <w:tc>
           <w:tcPr>
-            <w:tcW w:w="1726" w:type="dxa"/>
-            <w:vAlign w:val="center"/>
-          </w:tcPr>
-          <w:p>
-            <w:pPr>
-              <w:pStyle w:val="Sinespaciado"/>
-              <w:jc w:val="both"/>
-              <w:rPr>
-                <w:rFonts w:ascii="Arial Nova Cond" w:hAnsi="Arial Nova Cond"/>
-                <w:sz w:val="20"/>
-                <w:szCs w:val="20"/>
-              </w:rPr>
-            </w:pPr>
-            <w:r>
-              <w:rPr>
-                <w:rFonts w:ascii="Arial Nova Cond" w:eastAsia="Calibri" w:hAnsi="Arial Nova Cond" w:cs="Times New Roman"/>
-                <w:sz w:val="20"/>
-                <w:szCs w:val="20"/>
-                <w:lang w:val="es-ES_tradnl"/>
-              </w:rPr>
-              <w:t>{{problemapotencialidad6}}</w:t>
-            </w:r>
-          </w:p>
-        </w:tc>
-        <w:tc>
-          <w:tcPr>
-            <w:tcW w:w="6169" w:type="dxa"/>
+            <w:tcW w:w="5379" w:type="dxa"/>
             <w:vAlign w:val="center"/>
           </w:tcPr>
           <w:p>
@@ -11528,7 +11491,7 @@
         </w:tc>
         <w:tc>
           <w:tcPr>
-            <w:tcW w:w="2015" w:type="dxa"/>
+            <w:tcW w:w="1984" w:type="dxa"/>
             <w:vAlign w:val="center"/>
           </w:tcPr>
           <w:p>
@@ -11559,7 +11522,7 @@
         </w:tc>
         <w:tc>
           <w:tcPr>
-            <w:tcW w:w="1634" w:type="dxa"/>
+            <w:tcW w:w="2693" w:type="dxa"/>
             <w:vAlign w:val="center"/>
           </w:tcPr>
           <w:p>
@@ -11584,13 +11547,13 @@
                 <w:sz w:val="20"/>
                 <w:szCs w:val="20"/>
               </w:rPr>
-              <w:t>{{competencias6}}</w:t>
-            </w:r>
-          </w:p>
-        </w:tc>
-        <w:tc>
-          <w:tcPr>
-            <w:tcW w:w="1337" w:type="dxa"/>
+              <w:t>{{campotematico6}}</w:t>
+            </w:r>
+          </w:p>
+        </w:tc>
+        <w:tc>
+          <w:tcPr>
+            <w:tcW w:w="1560" w:type="dxa"/>
             <w:vAlign w:val="center"/>
           </w:tcPr>
           <w:p>
@@ -11598,7 +11561,38 @@
               <w:autoSpaceDE w:val="0"/>
               <w:autoSpaceDN w:val="0"/>
               <w:adjustRightInd w:val="0"/>
-              <w:jc w:val="center"/>
+              <w:jc w:val="both"/>
+              <w:rPr>
+                <w:rFonts w:ascii="Arial Nova Cond" w:hAnsi="Arial Nova Cond" w:cs="Arial"/>
+                <w:color w:val="000000"/>
+                <w:kern w:val="0"/>
+                <w:sz w:val="20"/>
+                <w:szCs w:val="20"/>
+              </w:rPr>
+            </w:pPr>
+            <w:r>
+              <w:rPr>
+                <w:rFonts w:ascii="Arial Nova Cond" w:hAnsi="Arial Nova Cond" w:cs="Arial"/>
+                <w:color w:val="000000"/>
+                <w:kern w:val="0"/>
+                <w:sz w:val="20"/>
+                <w:szCs w:val="20"/>
+              </w:rPr>
+              <w:t>{{competencias6}}</w:t>
+            </w:r>
+          </w:p>
+        </w:tc>
+        <w:tc>
+          <w:tcPr>
+            <w:tcW w:w="1399" w:type="dxa"/>
+            <w:vAlign w:val="center"/>
+          </w:tcPr>
+          <w:p>
+            <w:pPr>
+              <w:autoSpaceDE w:val="0"/>
+              <w:autoSpaceDN w:val="0"/>
+              <w:adjustRightInd w:val="0"/>
+              <w:jc w:val="both"/>
               <w:rPr>
                 <w:rFonts w:ascii="Arial Nova Cond" w:hAnsi="Arial Nova Cond" w:cs="Arial"/>
                 <w:color w:val="000000"/>
@@ -11627,7 +11621,7 @@
         </w:trPr>
         <w:tc>
           <w:tcPr>
-            <w:tcW w:w="875" w:type="dxa"/>
+            <w:tcW w:w="818" w:type="dxa"/>
             <w:vMerge w:val="restart"/>
             <w:vAlign w:val="center"/>
           </w:tcPr>
@@ -11666,7 +11660,7 @@
         </w:tc>
         <w:tc>
           <w:tcPr>
-            <w:tcW w:w="1095" w:type="dxa"/>
+            <w:tcW w:w="1018" w:type="dxa"/>
             <w:vAlign w:val="center"/>
           </w:tcPr>
           <w:p>
@@ -11704,7 +11698,7 @@
         </w:tc>
         <w:tc>
           <w:tcPr>
-            <w:tcW w:w="1726" w:type="dxa"/>
+            <w:tcW w:w="5379" w:type="dxa"/>
             <w:vAlign w:val="center"/>
           </w:tcPr>
           <w:p>
@@ -11717,62 +11711,28 @@
               </w:tabs>
               <w:spacing w:line="276" w:lineRule="auto"/>
               <w:ind w:left="0"/>
+              <w:jc w:val="both"/>
+              <w:rPr>
+                <w:rFonts w:ascii="Arial Nova Cond" w:hAnsi="Arial Nova Cond"/>
+                <w:color w:val="000000" w:themeColor="text1"/>
+                <w:sz w:val="20"/>
+                <w:szCs w:val="20"/>
+              </w:rPr>
+            </w:pPr>
+            <w:r>
               <w:rPr>
                 <w:rFonts w:ascii="Arial Nova Cond" w:eastAsia="Calibri" w:hAnsi="Arial Nova Cond" w:cs="Times New Roman"/>
-                <w:color w:val="000000" w:themeColor="text1"/>
                 <w:sz w:val="20"/>
                 <w:szCs w:val="20"/>
                 <w:lang w:val="es-ES_tradnl"/>
               </w:rPr>
-            </w:pPr>
-            <w:r>
-              <w:rPr>
-                <w:rFonts w:ascii="Arial Nova Cond" w:eastAsia="Calibri" w:hAnsi="Arial Nova Cond" w:cs="Times New Roman"/>
-                <w:sz w:val="20"/>
-                <w:szCs w:val="20"/>
-                <w:lang w:val="es-ES_tradnl"/>
-              </w:rPr>
-              <w:t>{{problemapotencialidad7}}</w:t>
-            </w:r>
-          </w:p>
-        </w:tc>
-        <w:tc>
-          <w:tcPr>
-            <w:tcW w:w="6169" w:type="dxa"/>
-            <w:vAlign w:val="center"/>
-          </w:tcPr>
-          <w:p>
-            <w:pPr>
-              <w:pStyle w:val="Prrafodelista"/>
-              <w:tabs>
-                <w:tab w:val="left" w:pos="0"/>
-                <w:tab w:val="left" w:pos="142"/>
-                <w:tab w:val="left" w:pos="284"/>
-              </w:tabs>
-              <w:spacing w:line="276" w:lineRule="auto"/>
-              <w:ind w:left="0"/>
-              <w:jc w:val="both"/>
-              <w:rPr>
-                <w:rFonts w:ascii="Arial Nova Cond" w:hAnsi="Arial Nova Cond"/>
-                <w:color w:val="000000" w:themeColor="text1"/>
-                <w:sz w:val="20"/>
-                <w:szCs w:val="20"/>
-              </w:rPr>
-            </w:pPr>
-            <w:r>
-              <w:rPr>
-                <w:rFonts w:ascii="Arial Nova Cond" w:eastAsia="Calibri" w:hAnsi="Arial Nova Cond" w:cs="Times New Roman"/>
-                <w:sz w:val="20"/>
-                <w:szCs w:val="20"/>
-                <w:lang w:val="es-ES_tradnl"/>
-              </w:rPr>
               <w:t>{{situacionsignificativa7}}</w:t>
             </w:r>
           </w:p>
         </w:tc>
         <w:tc>
           <w:tcPr>
-            <w:tcW w:w="2015" w:type="dxa"/>
+            <w:tcW w:w="1984" w:type="dxa"/>
             <w:vAlign w:val="center"/>
           </w:tcPr>
           <w:p>
@@ -11803,7 +11763,7 @@
         </w:tc>
         <w:tc>
           <w:tcPr>
-            <w:tcW w:w="1634" w:type="dxa"/>
+            <w:tcW w:w="2693" w:type="dxa"/>
             <w:vAlign w:val="center"/>
           </w:tcPr>
           <w:p>
@@ -11828,13 +11788,13 @@
                 <w:sz w:val="20"/>
                 <w:szCs w:val="20"/>
               </w:rPr>
-              <w:t>{{competencias7}}</w:t>
-            </w:r>
-          </w:p>
-        </w:tc>
-        <w:tc>
-          <w:tcPr>
-            <w:tcW w:w="1337" w:type="dxa"/>
+              <w:t>{{campotematico7}}</w:t>
+            </w:r>
+          </w:p>
+        </w:tc>
+        <w:tc>
+          <w:tcPr>
+            <w:tcW w:w="1560" w:type="dxa"/>
             <w:vAlign w:val="center"/>
           </w:tcPr>
           <w:p>
@@ -11842,7 +11802,38 @@
               <w:autoSpaceDE w:val="0"/>
               <w:autoSpaceDN w:val="0"/>
               <w:adjustRightInd w:val="0"/>
-              <w:jc w:val="center"/>
+              <w:jc w:val="both"/>
+              <w:rPr>
+                <w:rFonts w:ascii="Arial Nova Cond" w:hAnsi="Arial Nova Cond" w:cs="Arial"/>
+                <w:color w:val="000000"/>
+                <w:kern w:val="0"/>
+                <w:sz w:val="20"/>
+                <w:szCs w:val="20"/>
+              </w:rPr>
+            </w:pPr>
+            <w:r>
+              <w:rPr>
+                <w:rFonts w:ascii="Arial Nova Cond" w:hAnsi="Arial Nova Cond" w:cs="Arial"/>
+                <w:color w:val="000000"/>
+                <w:kern w:val="0"/>
+                <w:sz w:val="20"/>
+                <w:szCs w:val="20"/>
+              </w:rPr>
+              <w:t>{{competencias7}}</w:t>
+            </w:r>
+          </w:p>
+        </w:tc>
+        <w:tc>
+          <w:tcPr>
+            <w:tcW w:w="1399" w:type="dxa"/>
+            <w:vAlign w:val="center"/>
+          </w:tcPr>
+          <w:p>
+            <w:pPr>
+              <w:autoSpaceDE w:val="0"/>
+              <w:autoSpaceDN w:val="0"/>
+              <w:adjustRightInd w:val="0"/>
+              <w:jc w:val="both"/>
               <w:rPr>
                 <w:rFonts w:ascii="Arial Nova Cond" w:hAnsi="Arial Nova Cond" w:cs="Arial"/>
                 <w:color w:val="000000"/>
@@ -11871,7 +11862,7 @@
         </w:trPr>
         <w:tc>
           <w:tcPr>
-            <w:tcW w:w="875" w:type="dxa"/>
+            <w:tcW w:w="818" w:type="dxa"/>
             <w:vMerge/>
             <w:vAlign w:val="center"/>
           </w:tcPr>
@@ -11899,7 +11890,7 @@
         </w:tc>
         <w:tc>
           <w:tcPr>
-            <w:tcW w:w="1095" w:type="dxa"/>
+            <w:tcW w:w="1018" w:type="dxa"/>
             <w:vAlign w:val="center"/>
           </w:tcPr>
           <w:p>
@@ -11937,7 +11928,7 @@
         </w:tc>
         <w:tc>
           <w:tcPr>
-            <w:tcW w:w="1726" w:type="dxa"/>
+            <w:tcW w:w="5379" w:type="dxa"/>
             <w:vAlign w:val="center"/>
           </w:tcPr>
           <w:p>
@@ -11950,6 +11941,7 @@
               </w:tabs>
               <w:spacing w:line="276" w:lineRule="auto"/>
               <w:ind w:left="0"/>
+              <w:jc w:val="both"/>
               <w:rPr>
                 <w:rFonts w:ascii="Arial Nova Cond" w:eastAsia="Calibri" w:hAnsi="Arial Nova Cond" w:cs="Times New Roman"/>
                 <w:color w:val="000000" w:themeColor="text1"/>
@@ -11965,48 +11957,13 @@
                 <w:szCs w:val="20"/>
                 <w:lang w:val="es-ES_tradnl"/>
               </w:rPr>
-              <w:t>{{problemapotencialidad8}}</w:t>
-            </w:r>
-          </w:p>
-        </w:tc>
-        <w:tc>
-          <w:tcPr>
-            <w:tcW w:w="6169" w:type="dxa"/>
-            <w:vAlign w:val="center"/>
-          </w:tcPr>
-          <w:p>
-            <w:pPr>
-              <w:pStyle w:val="Prrafodelista"/>
-              <w:tabs>
-                <w:tab w:val="left" w:pos="0"/>
-                <w:tab w:val="left" w:pos="142"/>
-                <w:tab w:val="left" w:pos="284"/>
-              </w:tabs>
-              <w:spacing w:line="276" w:lineRule="auto"/>
-              <w:ind w:left="0"/>
-              <w:jc w:val="both"/>
-              <w:rPr>
-                <w:rFonts w:ascii="Arial Nova Cond" w:eastAsia="Calibri" w:hAnsi="Arial Nova Cond" w:cs="Times New Roman"/>
-                <w:color w:val="000000" w:themeColor="text1"/>
-                <w:sz w:val="20"/>
-                <w:szCs w:val="20"/>
-                <w:lang w:val="es-ES_tradnl"/>
-              </w:rPr>
-            </w:pPr>
-            <w:r>
-              <w:rPr>
-                <w:rFonts w:ascii="Arial Nova Cond" w:eastAsia="Calibri" w:hAnsi="Arial Nova Cond" w:cs="Times New Roman"/>
-                <w:sz w:val="20"/>
-                <w:szCs w:val="20"/>
-                <w:lang w:val="es-ES_tradnl"/>
-              </w:rPr>
               <w:t>{{situacionsignificativa8}}</w:t>
             </w:r>
           </w:p>
         </w:tc>
         <w:tc>
           <w:tcPr>
-            <w:tcW w:w="2015" w:type="dxa"/>
+            <w:tcW w:w="1984" w:type="dxa"/>
             <w:vAlign w:val="center"/>
           </w:tcPr>
           <w:p>
@@ -12036,7 +11993,7 @@
         </w:tc>
         <w:tc>
           <w:tcPr>
-            <w:tcW w:w="1634" w:type="dxa"/>
+            <w:tcW w:w="2693" w:type="dxa"/>
             <w:vAlign w:val="center"/>
           </w:tcPr>
           <w:p>
@@ -12061,13 +12018,13 @@
                 <w:sz w:val="20"/>
                 <w:szCs w:val="20"/>
               </w:rPr>
-              <w:t>{{competencias8}}</w:t>
-            </w:r>
-          </w:p>
-        </w:tc>
-        <w:tc>
-          <w:tcPr>
-            <w:tcW w:w="1337" w:type="dxa"/>
+              <w:t>{{campotematico8}}</w:t>
+            </w:r>
+          </w:p>
+        </w:tc>
+        <w:tc>
+          <w:tcPr>
+            <w:tcW w:w="1560" w:type="dxa"/>
             <w:vAlign w:val="center"/>
           </w:tcPr>
           <w:p>
@@ -12075,7 +12032,38 @@
               <w:autoSpaceDE w:val="0"/>
               <w:autoSpaceDN w:val="0"/>
               <w:adjustRightInd w:val="0"/>
-              <w:jc w:val="center"/>
+              <w:jc w:val="both"/>
+              <w:rPr>
+                <w:rFonts w:ascii="Arial Nova Cond" w:hAnsi="Arial Nova Cond" w:cs="Arial"/>
+                <w:color w:val="000000"/>
+                <w:kern w:val="0"/>
+                <w:sz w:val="20"/>
+                <w:szCs w:val="20"/>
+              </w:rPr>
+            </w:pPr>
+            <w:r>
+              <w:rPr>
+                <w:rFonts w:ascii="Arial Nova Cond" w:hAnsi="Arial Nova Cond" w:cs="Arial"/>
+                <w:color w:val="000000"/>
+                <w:kern w:val="0"/>
+                <w:sz w:val="20"/>
+                <w:szCs w:val="20"/>
+              </w:rPr>
+              <w:t>{{competencias8}}</w:t>
+            </w:r>
+          </w:p>
+        </w:tc>
+        <w:tc>
+          <w:tcPr>
+            <w:tcW w:w="1399" w:type="dxa"/>
+            <w:vAlign w:val="center"/>
+          </w:tcPr>
+          <w:p>
+            <w:pPr>
+              <w:autoSpaceDE w:val="0"/>
+              <w:autoSpaceDN w:val="0"/>
+              <w:adjustRightInd w:val="0"/>
+              <w:jc w:val="both"/>
               <w:rPr>
                 <w:rFonts w:ascii="Arial Nova Cond" w:hAnsi="Arial Nova Cond" w:cs="Arial"/>
                 <w:color w:val="000000"/>
@@ -24644,7 +24632,7 @@
                     </wp:anchor>
                   </w:drawing>
                 </mc:Choice>
-                <mc:Fallback xmlns:w16sdtfl="http://schemas.microsoft.com/office/word/2024/wordml/sdtformatlock">
+                <mc:Fallback>
                   <w:pict>
                     <v:group w14:anchorId="264CA17E" id="Grupo 7" o:spid="_x0000_s1029" style="position:absolute;left:0;text-align:left;margin-left:155.85pt;margin-top:8.25pt;width:429.5pt;height:51pt;z-index:251663360;mso-position-horizontal-relative:margin;mso-width-relative:margin;mso-height-relative:margin" coordsize="54546,7018" o:gfxdata="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">
                       <v:shapetype id="_x0000_t202" coordsize="21600,21600" o:spt="202" path="m,l,21600r21600,l21600,xe">
@@ -24803,7 +24791,7 @@
 </file>
 
 <file path=word/endnotes.xml><?xml version="1.0" encoding="utf-8"?>
-<w:endnotes xmlns:wpc="http://schemas.microsoft.com/office/word/2010/wordprocessingCanvas" xmlns:cx="http://schemas.microsoft.com/office/drawing/2014/chartex" xmlns:cx1="http://schemas.microsoft.com/office/drawing/2015/9/8/chartex" xmlns:cx2="http://schemas.microsoft.com/office/drawing/2015/10/21/chartex" xmlns:cx3="http://schemas.microsoft.com/office/drawing/2016/5/9/chartex" xmlns:cx4="http://schemas.microsoft.com/office/drawing/2016/5/10/chartex" xmlns:cx5="http://schemas.microsoft.com/office/drawing/2016/5/11/chartex" xmlns:cx6="http://schemas.microsoft.com/office/drawing/2016/5/12/chartex" xmlns:cx7="http://schemas.microsoft.com/office/drawing/2016/5/13/chartex" xmlns:cx8="http://schemas.microsoft.com/office/drawing/2016/5/14/chartex" xmlns:mc="http://schemas.openxmlformats.org/markup-compatibility/2006" xmlns:aink="http://schemas.microsoft.com/office/drawing/2016/ink" xmlns:am3d="http://schemas.microsoft.com/office/drawing/2017/model3d" xmlns:o="urn:schemas-microsoft-com:office:office" xmlns:oel="http://schemas.microsoft.com/office/2019/extlst" xmlns:r="http://schemas.openxmlformats.org/officeDocument/2006/relationships" xmlns:m="http://schemas.openxmlformats.org/officeDocument/2006/math" xmlns:v="urn:schemas-microsoft-com:vml" xmlns:wp14="http://schemas.microsoft.com/office/word/2010/wordprocessingDrawing" xmlns:wp="http://schemas.openxmlformats.org/drawingml/2006/wordprocessingDrawing" xmlns:w10="urn:schemas-microsoft-com:office:word" xmlns:w="http://schemas.openxmlformats.org/wordprocessingml/2006/main" xmlns:w14="http://schemas.microsoft.com/office/word/2010/wordml" xmlns:w15="http://schemas.microsoft.com/office/word/2012/wordml" xmlns:w16cex="http://schemas.microsoft.com/office/word/2018/wordml/cex" xmlns:w16cid="http://schemas.microsoft.com/office/word/2016/wordml/cid" xmlns:w16="http://schemas.microsoft.com/office/word/2018/wordml" xmlns:w16du="http://schemas.microsoft.com/office/word/2023/wordml/word16du" xmlns:w16sdtdh="http://schemas.microsoft.com/office/word/2020/wordml/sdtdatahash" xmlns:w16se="http://schemas.microsoft.com/office/word/2015/wordml/symex" xmlns:wpg="http://schemas.microsoft.com/office/word/2010/wordprocessingGroup" xmlns:wpi="http://schemas.microsoft.com/office/word/2010/wordprocessingInk" xmlns:wne="http://schemas.microsoft.com/office/word/2006/wordml" xmlns:wps="http://schemas.microsoft.com/office/word/2010/wordprocessingShape" mc:Ignorable="w14 w15 w16se w16cid w16 w16cex w16sdtdh w16du wp14">
+<w:endnotes xmlns:wpc="http://schemas.microsoft.com/office/word/2010/wordprocessingCanvas" xmlns:cx="http://schemas.microsoft.com/office/drawing/2014/chartex" xmlns:cx1="http://schemas.microsoft.com/office/drawing/2015/9/8/chartex" xmlns:cx2="http://schemas.microsoft.com/office/drawing/2015/10/21/chartex" xmlns:cx3="http://schemas.microsoft.com/office/drawing/2016/5/9/chartex" xmlns:cx4="http://schemas.microsoft.com/office/drawing/2016/5/10/chartex" xmlns:cx5="http://schemas.microsoft.com/office/drawing/2016/5/11/chartex" xmlns:cx6="http://schemas.microsoft.com/office/drawing/2016/5/12/chartex" xmlns:cx7="http://schemas.microsoft.com/office/drawing/2016/5/13/chartex" xmlns:cx8="http://schemas.microsoft.com/office/drawing/2016/5/14/chartex" xmlns:mc="http://schemas.openxmlformats.org/markup-compatibility/2006" xmlns:aink="http://schemas.microsoft.com/office/drawing/2016/ink" xmlns:am3d="http://schemas.microsoft.com/office/drawing/2017/model3d" xmlns:o="urn:schemas-microsoft-com:office:office" xmlns:oel="http://schemas.microsoft.com/office/2019/extlst" xmlns:r="http://schemas.openxmlformats.org/officeDocument/2006/relationships" xmlns:m="http://schemas.openxmlformats.org/officeDocument/2006/math" xmlns:v="urn:schemas-microsoft-com:vml" xmlns:wp14="http://schemas.microsoft.com/office/word/2010/wordprocessingDrawing" xmlns:wp="http://schemas.openxmlformats.org/drawingml/2006/wordprocessingDrawing" xmlns:w10="urn:schemas-microsoft-com:office:word" xmlns:w="http://schemas.openxmlformats.org/wordprocessingml/2006/main" xmlns:w14="http://schemas.microsoft.com/office/word/2010/wordml" xmlns:w15="http://schemas.microsoft.com/office/word/2012/wordml" xmlns:w16cex="http://schemas.microsoft.com/office/word/2018/wordml/cex" xmlns:w16cid="http://schemas.microsoft.com/office/word/2016/wordml/cid" xmlns:w16="http://schemas.microsoft.com/office/word/2018/wordml" xmlns:w16du="http://schemas.microsoft.com/office/word/2023/wordml/word16du" xmlns:w16sdtdh="http://schemas.microsoft.com/office/word/2020/wordml/sdtdatahash" xmlns:w16sdtfl="http://schemas.microsoft.com/office/word/2024/wordml/sdtformatlock" xmlns:w16se="http://schemas.microsoft.com/office/word/2015/wordml/symex" xmlns:wpg="http://schemas.microsoft.com/office/word/2010/wordprocessingGroup" xmlns:wpi="http://schemas.microsoft.com/office/word/2010/wordprocessingInk" xmlns:wne="http://schemas.microsoft.com/office/word/2006/wordml" xmlns:wps="http://schemas.microsoft.com/office/word/2010/wordprocessingShape" mc:Ignorable="w14 w15 w16se w16cid w16 w16cex w16sdtdh w16sdtfl w16du wp14">
   <w:endnote w:type="separator" w:id="-1">
     <w:p>
       <w:pPr>
@@ -24828,7 +24816,7 @@
 </file>
 
 <file path=word/footer1.xml><?xml version="1.0" encoding="utf-8"?>
-<w:ftr xmlns:wpc="http://schemas.microsoft.com/office/word/2010/wordprocessingCanvas" xmlns:cx="http://schemas.microsoft.com/office/drawing/2014/chartex" xmlns:cx1="http://schemas.microsoft.com/office/drawing/2015/9/8/chartex" xmlns:cx2="http://schemas.microsoft.com/office/drawing/2015/10/21/chartex" xmlns:cx3="http://schemas.microsoft.com/office/drawing/2016/5/9/chartex" xmlns:cx4="http://schemas.microsoft.com/office/drawing/2016/5/10/chartex" xmlns:cx5="http://schemas.microsoft.com/office/drawing/2016/5/11/chartex" xmlns:cx6="http://schemas.microsoft.com/office/drawing/2016/5/12/chartex" xmlns:cx7="http://schemas.microsoft.com/office/drawing/2016/5/13/chartex" xmlns:cx8="http://schemas.microsoft.com/office/drawing/2016/5/14/chartex" xmlns:mc="http://schemas.openxmlformats.org/markup-compatibility/2006" xmlns:aink="http://schemas.microsoft.com/office/drawing/2016/ink" xmlns:am3d="http://schemas.microsoft.com/office/drawing/2017/model3d" xmlns:o="urn:schemas-microsoft-com:office:office" xmlns:oel="http://schemas.microsoft.com/office/2019/extlst" xmlns:r="http://schemas.openxmlformats.org/officeDocument/2006/relationships" xmlns:m="http://schemas.openxmlformats.org/officeDocument/2006/math" xmlns:v="urn:schemas-microsoft-com:vml" xmlns:wp14="http://schemas.microsoft.com/office/word/2010/wordprocessingDrawing" xmlns:wp="http://schemas.openxmlformats.org/drawingml/2006/wordprocessingDrawing" xmlns:w10="urn:schemas-microsoft-com:office:word" xmlns:w="http://schemas.openxmlformats.org/wordprocessingml/2006/main" xmlns:w14="http://schemas.microsoft.com/office/word/2010/wordml" xmlns:w15="http://schemas.microsoft.com/office/word/2012/wordml" xmlns:w16cex="http://schemas.microsoft.com/office/word/2018/wordml/cex" xmlns:w16cid="http://schemas.microsoft.com/office/word/2016/wordml/cid" xmlns:w16="http://schemas.microsoft.com/office/word/2018/wordml" xmlns:w16du="http://schemas.microsoft.com/office/word/2023/wordml/word16du" xmlns:w16sdtdh="http://schemas.microsoft.com/office/word/2020/wordml/sdtdatahash" xmlns:w16se="http://schemas.microsoft.com/office/word/2015/wordml/symex" xmlns:wpg="http://schemas.microsoft.com/office/word/2010/wordprocessingGroup" xmlns:wpi="http://schemas.microsoft.com/office/word/2010/wordprocessingInk" xmlns:wne="http://schemas.microsoft.com/office/word/2006/wordml" xmlns:wps="http://schemas.microsoft.com/office/word/2010/wordprocessingShape" mc:Ignorable="w14 w15 w16se w16cid w16 w16cex w16sdtdh w16du wp14">
+<w:ftr xmlns:wpc="http://schemas.microsoft.com/office/word/2010/wordprocessingCanvas" xmlns:cx="http://schemas.microsoft.com/office/drawing/2014/chartex" xmlns:cx1="http://schemas.microsoft.com/office/drawing/2015/9/8/chartex" xmlns:cx2="http://schemas.microsoft.com/office/drawing/2015/10/21/chartex" xmlns:cx3="http://schemas.microsoft.com/office/drawing/2016/5/9/chartex" xmlns:cx4="http://schemas.microsoft.com/office/drawing/2016/5/10/chartex" xmlns:cx5="http://schemas.microsoft.com/office/drawing/2016/5/11/chartex" xmlns:cx6="http://schemas.microsoft.com/office/drawing/2016/5/12/chartex" xmlns:cx7="http://schemas.microsoft.com/office/drawing/2016/5/13/chartex" xmlns:cx8="http://schemas.microsoft.com/office/drawing/2016/5/14/chartex" xmlns:mc="http://schemas.openxmlformats.org/markup-compatibility/2006" xmlns:aink="http://schemas.microsoft.com/office/drawing/2016/ink" xmlns:am3d="http://schemas.microsoft.com/office/drawing/2017/model3d" xmlns:o="urn:schemas-microsoft-com:office:office" xmlns:oel="http://schemas.microsoft.com/office/2019/extlst" xmlns:r="http://schemas.openxmlformats.org/officeDocument/2006/relationships" xmlns:m="http://schemas.openxmlformats.org/officeDocument/2006/math" xmlns:v="urn:schemas-microsoft-com:vml" xmlns:wp14="http://schemas.microsoft.com/office/word/2010/wordprocessingDrawing" xmlns:wp="http://schemas.openxmlformats.org/drawingml/2006/wordprocessingDrawing" xmlns:w10="urn:schemas-microsoft-com:office:word" xmlns:w="http://schemas.openxmlformats.org/wordprocessingml/2006/main" xmlns:w14="http://schemas.microsoft.com/office/word/2010/wordml" xmlns:w15="http://schemas.microsoft.com/office/word/2012/wordml" xmlns:w16cex="http://schemas.microsoft.com/office/word/2018/wordml/cex" xmlns:w16cid="http://schemas.microsoft.com/office/word/2016/wordml/cid" xmlns:w16="http://schemas.microsoft.com/office/word/2018/wordml" xmlns:w16du="http://schemas.microsoft.com/office/word/2023/wordml/word16du" xmlns:w16sdtdh="http://schemas.microsoft.com/office/word/2020/wordml/sdtdatahash" xmlns:w16sdtfl="http://schemas.microsoft.com/office/word/2024/wordml/sdtformatlock" xmlns:w16se="http://schemas.microsoft.com/office/word/2015/wordml/symex" xmlns:wpg="http://schemas.microsoft.com/office/word/2010/wordprocessingGroup" xmlns:wpi="http://schemas.microsoft.com/office/word/2010/wordprocessingInk" xmlns:wne="http://schemas.microsoft.com/office/word/2006/wordml" xmlns:wps="http://schemas.microsoft.com/office/word/2010/wordprocessingShape" mc:Ignorable="w14 w15 w16se w16cid w16 w16cex w16sdtdh w16sdtfl w16du wp14">
   <w:p>
     <w:pPr>
       <w:pStyle w:val="Piedepgina"/>
@@ -24965,7 +24953,7 @@
             </wp:anchor>
           </w:drawing>
         </mc:Choice>
-        <mc:Fallback xmlns:w16sdtfl="http://schemas.microsoft.com/office/word/2024/wordml/sdtformatlock">
+        <mc:Fallback>
           <w:pict>
             <v:rect w14:anchorId="2CE52D90" id="Rectángulo 45" o:spid="_x0000_s1032" style="position:absolute;margin-left:-28.5pt;margin-top:9.1pt;width:34.55pt;height:25.2pt;z-index:251661312;visibility:visible;mso-wrap-style:square;mso-width-percent:0;mso-height-percent:0;mso-wrap-distance-left:0;mso-wrap-distance-top:0;mso-wrap-distance-right:0;mso-wrap-distance-bottom:0;mso-position-horizontal:absolute;mso-position-horizontal-relative:right-margin-area;mso-position-vertical:absolute;mso-position-vertical-relative:bottom-margin-area;mso-width-percent:0;mso-height-percent:0;mso-width-relative:margin;mso-height-relative:margin;v-text-anchor:bottom" o:gfxdata="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" fillcolor="#196b24 [3206]" stroked="f" strokeweight="3pt">
               <v:textbox>
@@ -25217,7 +25205,7 @@
             </wp:anchor>
           </w:drawing>
         </mc:Choice>
-        <mc:Fallback xmlns:w16sdtfl="http://schemas.microsoft.com/office/word/2024/wordml/sdtformatlock">
+        <mc:Fallback>
           <w:pict>
             <v:group w14:anchorId="14A25C6B" id="Grupo 43" o:spid="_x0000_s1033" style="position:absolute;margin-left:416.8pt;margin-top:0;width:468pt;height:25.2pt;z-index:251662336;mso-width-percent:1000;mso-top-percent:200;mso-wrap-distance-left:0;mso-wrap-distance-right:0;mso-position-horizontal:right;mso-position-horizontal-relative:margin;mso-position-vertical-relative:bottom-margin-area;mso-width-percent:1000;mso-top-percent:200;mso-width-relative:margin;mso-height-relative:margin" coordsize="59626,3238" o:gfxdata="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">
               <v:rect id="Rectángulo 38" o:spid="_x0000_s1034" style="position:absolute;left:190;width:59436;height:188;visibility:visible;mso-wrap-style:square;v-text-anchor:middle" o:gfxdata="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" fillcolor="#196b24 [3206]" stroked="f" strokeweight="1pt"/>
@@ -25293,7 +25281,7 @@
 </file>
 
 <file path=word/footnotes.xml><?xml version="1.0" encoding="utf-8"?>
-<w:footnotes xmlns:wpc="http://schemas.microsoft.com/office/word/2010/wordprocessingCanvas" xmlns:cx="http://schemas.microsoft.com/office/drawing/2014/chartex" xmlns:cx1="http://schemas.microsoft.com/office/drawing/2015/9/8/chartex" xmlns:cx2="http://schemas.microsoft.com/office/drawing/2015/10/21/chartex" xmlns:cx3="http://schemas.microsoft.com/office/drawing/2016/5/9/chartex" xmlns:cx4="http://schemas.microsoft.com/office/drawing/2016/5/10/chartex" xmlns:cx5="http://schemas.microsoft.com/office/drawing/2016/5/11/chartex" xmlns:cx6="http://schemas.microsoft.com/office/drawing/2016/5/12/chartex" xmlns:cx7="http://schemas.microsoft.com/office/drawing/2016/5/13/chartex" xmlns:cx8="http://schemas.microsoft.com/office/drawing/2016/5/14/chartex" xmlns:mc="http://schemas.openxmlformats.org/markup-compatibility/2006" xmlns:aink="http://schemas.microsoft.com/office/drawing/2016/ink" xmlns:am3d="http://schemas.microsoft.com/office/drawing/2017/model3d" xmlns:o="urn:schemas-microsoft-com:office:office" xmlns:oel="http://schemas.microsoft.com/office/2019/extlst" xmlns:r="http://schemas.openxmlformats.org/officeDocument/2006/relationships" xmlns:m="http://schemas.openxmlformats.org/officeDocument/2006/math" xmlns:v="urn:schemas-microsoft-com:vml" xmlns:wp14="http://schemas.microsoft.com/office/word/2010/wordprocessingDrawing" xmlns:wp="http://schemas.openxmlformats.org/drawingml/2006/wordprocessingDrawing" xmlns:w10="urn:schemas-microsoft-com:office:word" xmlns:w="http://schemas.openxmlformats.org/wordprocessingml/2006/main" xmlns:w14="http://schemas.microsoft.com/office/word/2010/wordml" xmlns:w15="http://schemas.microsoft.com/office/word/2012/wordml" xmlns:w16cex="http://schemas.microsoft.com/office/word/2018/wordml/cex" xmlns:w16cid="http://schemas.microsoft.com/office/word/2016/wordml/cid" xmlns:w16="http://schemas.microsoft.com/office/word/2018/wordml" xmlns:w16du="http://schemas.microsoft.com/office/word/2023/wordml/word16du" xmlns:w16sdtdh="http://schemas.microsoft.com/office/word/2020/wordml/sdtdatahash" xmlns:w16se="http://schemas.microsoft.com/office/word/2015/wordml/symex" xmlns:wpg="http://schemas.microsoft.com/office/word/2010/wordprocessingGroup" xmlns:wpi="http://schemas.microsoft.com/office/word/2010/wordprocessingInk" xmlns:wne="http://schemas.microsoft.com/office/word/2006/wordml" xmlns:wps="http://schemas.microsoft.com/office/word/2010/wordprocessingShape" mc:Ignorable="w14 w15 w16se w16cid w16 w16cex w16sdtdh w16du wp14">
+<w:footnotes xmlns:wpc="http://schemas.microsoft.com/office/word/2010/wordprocessingCanvas" xmlns:cx="http://schemas.microsoft.com/office/drawing/2014/chartex" xmlns:cx1="http://schemas.microsoft.com/office/drawing/2015/9/8/chartex" xmlns:cx2="http://schemas.microsoft.com/office/drawing/2015/10/21/chartex" xmlns:cx3="http://schemas.microsoft.com/office/drawing/2016/5/9/chartex" xmlns:cx4="http://schemas.microsoft.com/office/drawing/2016/5/10/chartex" xmlns:cx5="http://schemas.microsoft.com/office/drawing/2016/5/11/chartex" xmlns:cx6="http://schemas.microsoft.com/office/drawing/2016/5/12/chartex" xmlns:cx7="http://schemas.microsoft.com/office/drawing/2016/5/13/chartex" xmlns:cx8="http://schemas.microsoft.com/office/drawing/2016/5/14/chartex" xmlns:mc="http://schemas.openxmlformats.org/markup-compatibility/2006" xmlns:aink="http://schemas.microsoft.com/office/drawing/2016/ink" xmlns:am3d="http://schemas.microsoft.com/office/drawing/2017/model3d" xmlns:o="urn:schemas-microsoft-com:office:office" xmlns:oel="http://schemas.microsoft.com/office/2019/extlst" xmlns:r="http://schemas.openxmlformats.org/officeDocument/2006/relationships" xmlns:m="http://schemas.openxmlformats.org/officeDocument/2006/math" xmlns:v="urn:schemas-microsoft-com:vml" xmlns:wp14="http://schemas.microsoft.com/office/word/2010/wordprocessingDrawing" xmlns:wp="http://schemas.openxmlformats.org/drawingml/2006/wordprocessingDrawing" xmlns:w10="urn:schemas-microsoft-com:office:word" xmlns:w="http://schemas.openxmlformats.org/wordprocessingml/2006/main" xmlns:w14="http://schemas.microsoft.com/office/word/2010/wordml" xmlns:w15="http://schemas.microsoft.com/office/word/2012/wordml" xmlns:w16cex="http://schemas.microsoft.com/office/word/2018/wordml/cex" xmlns:w16cid="http://schemas.microsoft.com/office/word/2016/wordml/cid" xmlns:w16="http://schemas.microsoft.com/office/word/2018/wordml" xmlns:w16du="http://schemas.microsoft.com/office/word/2023/wordml/word16du" xmlns:w16sdtdh="http://schemas.microsoft.com/office/word/2020/wordml/sdtdatahash" xmlns:w16sdtfl="http://schemas.microsoft.com/office/word/2024/wordml/sdtformatlock" xmlns:w16se="http://schemas.microsoft.com/office/word/2015/wordml/symex" xmlns:wpg="http://schemas.microsoft.com/office/word/2010/wordprocessingGroup" xmlns:wpi="http://schemas.microsoft.com/office/word/2010/wordprocessingInk" xmlns:wne="http://schemas.microsoft.com/office/word/2006/wordml" xmlns:wps="http://schemas.microsoft.com/office/word/2010/wordprocessingShape" mc:Ignorable="w14 w15 w16se w16cid w16 w16cex w16sdtdh w16sdtfl w16du wp14">
   <w:footnote w:type="separator" w:id="-1">
     <w:p>
       <w:pPr>
@@ -25318,7 +25306,7 @@
 </file>
 
 <file path=word/header1.xml><?xml version="1.0" encoding="utf-8"?>
-<w:hdr xmlns:wpc="http://schemas.microsoft.com/office/word/2010/wordprocessingCanvas" xmlns:cx="http://schemas.microsoft.com/office/drawing/2014/chartex" xmlns:cx1="http://schemas.microsoft.com/office/drawing/2015/9/8/chartex" xmlns:cx2="http://schemas.microsoft.com/office/drawing/2015/10/21/chartex" xmlns:cx3="http://schemas.microsoft.com/office/drawing/2016/5/9/chartex" xmlns:cx4="http://schemas.microsoft.com/office/drawing/2016/5/10/chartex" xmlns:cx5="http://schemas.microsoft.com/office/drawing/2016/5/11/chartex" xmlns:cx6="http://schemas.microsoft.com/office/drawing/2016/5/12/chartex" xmlns:cx7="http://schemas.microsoft.com/office/drawing/2016/5/13/chartex" xmlns:cx8="http://schemas.microsoft.com/office/drawing/2016/5/14/chartex" xmlns:mc="http://schemas.openxmlformats.org/markup-compatibility/2006" xmlns:aink="http://schemas.microsoft.com/office/drawing/2016/ink" xmlns:am3d="http://schemas.microsoft.com/office/drawing/2017/model3d" xmlns:o="urn:schemas-microsoft-com:office:office" xmlns:oel="http://schemas.microsoft.com/office/2019/extlst" xmlns:r="http://schemas.openxmlformats.org/officeDocument/2006/relationships" xmlns:m="http://schemas.openxmlformats.org/officeDocument/2006/math" xmlns:v="urn:schemas-microsoft-com:vml" xmlns:wp14="http://schemas.microsoft.com/office/word/2010/wordprocessingDrawing" xmlns:wp="http://schemas.openxmlformats.org/drawingml/2006/wordprocessingDrawing" xmlns:w10="urn:schemas-microsoft-com:office:word" xmlns:w="http://schemas.openxmlformats.org/wordprocessingml/2006/main" xmlns:w14="http://schemas.microsoft.com/office/word/2010/wordml" xmlns:w15="http://schemas.microsoft.com/office/word/2012/wordml" xmlns:w16cex="http://schemas.microsoft.com/office/word/2018/wordml/cex" xmlns:w16cid="http://schemas.microsoft.com/office/word/2016/wordml/cid" xmlns:w16="http://schemas.microsoft.com/office/word/2018/wordml" xmlns:w16du="http://schemas.microsoft.com/office/word/2023/wordml/word16du" xmlns:w16sdtdh="http://schemas.microsoft.com/office/word/2020/wordml/sdtdatahash" xmlns:w16se="http://schemas.microsoft.com/office/word/2015/wordml/symex" xmlns:wpg="http://schemas.microsoft.com/office/word/2010/wordprocessingGroup" xmlns:wpi="http://schemas.microsoft.com/office/word/2010/wordprocessingInk" xmlns:wne="http://schemas.microsoft.com/office/word/2006/wordml" xmlns:wps="http://schemas.microsoft.com/office/word/2010/wordprocessingShape" mc:Ignorable="w14 w15 w16se w16cid w16 w16cex w16sdtdh w16du wp14">
+<w:hdr xmlns:wpc="http://schemas.microsoft.com/office/word/2010/wordprocessingCanvas" xmlns:cx="http://schemas.microsoft.com/office/drawing/2014/chartex" xmlns:cx1="http://schemas.microsoft.com/office/drawing/2015/9/8/chartex" xmlns:cx2="http://schemas.microsoft.com/office/drawing/2015/10/21/chartex" xmlns:cx3="http://schemas.microsoft.com/office/drawing/2016/5/9/chartex" xmlns:cx4="http://schemas.microsoft.com/office/drawing/2016/5/10/chartex" xmlns:cx5="http://schemas.microsoft.com/office/drawing/2016/5/11/chartex" xmlns:cx6="http://schemas.microsoft.com/office/drawing/2016/5/12/chartex" xmlns:cx7="http://schemas.microsoft.com/office/drawing/2016/5/13/chartex" xmlns:cx8="http://schemas.microsoft.com/office/drawing/2016/5/14/chartex" xmlns:mc="http://schemas.openxmlformats.org/markup-compatibility/2006" xmlns:aink="http://schemas.microsoft.com/office/drawing/2016/ink" xmlns:am3d="http://schemas.microsoft.com/office/drawing/2017/model3d" xmlns:o="urn:schemas-microsoft-com:office:office" xmlns:oel="http://schemas.microsoft.com/office/2019/extlst" xmlns:r="http://schemas.openxmlformats.org/officeDocument/2006/relationships" xmlns:m="http://schemas.openxmlformats.org/officeDocument/2006/math" xmlns:v="urn:schemas-microsoft-com:vml" xmlns:wp14="http://schemas.microsoft.com/office/word/2010/wordprocessingDrawing" xmlns:wp="http://schemas.openxmlformats.org/drawingml/2006/wordprocessingDrawing" xmlns:w10="urn:schemas-microsoft-com:office:word" xmlns:w="http://schemas.openxmlformats.org/wordprocessingml/2006/main" xmlns:w14="http://schemas.microsoft.com/office/word/2010/wordml" xmlns:w15="http://schemas.microsoft.com/office/word/2012/wordml" xmlns:w16cex="http://schemas.microsoft.com/office/word/2018/wordml/cex" xmlns:w16cid="http://schemas.microsoft.com/office/word/2016/wordml/cid" xmlns:w16="http://schemas.microsoft.com/office/word/2018/wordml" xmlns:w16du="http://schemas.microsoft.com/office/word/2023/wordml/word16du" xmlns:w16sdtdh="http://schemas.microsoft.com/office/word/2020/wordml/sdtdatahash" xmlns:w16sdtfl="http://schemas.microsoft.com/office/word/2024/wordml/sdtformatlock" xmlns:w16se="http://schemas.microsoft.com/office/word/2015/wordml/symex" xmlns:wpg="http://schemas.microsoft.com/office/word/2010/wordprocessingGroup" xmlns:wpi="http://schemas.microsoft.com/office/word/2010/wordprocessingInk" xmlns:wne="http://schemas.microsoft.com/office/word/2006/wordml" xmlns:wps="http://schemas.microsoft.com/office/word/2010/wordprocessingShape" mc:Ignorable="w14 w15 w16se w16cid w16 w16cex w16sdtdh w16sdtfl w16du wp14">
   <w:tbl>
     <w:tblPr>
       <w:tblStyle w:val="Tablaconcuadrcula"/>
@@ -25608,7 +25596,7 @@
 </file>
 
 <file path=word/numbering.xml><?xml version="1.0" encoding="utf-8"?>
-<w:numbering xmlns:wpc="http://schemas.microsoft.com/office/word/2010/wordprocessingCanvas" xmlns:cx="http://schemas.microsoft.com/office/drawing/2014/chartex" xmlns:cx1="http://schemas.microsoft.com/office/drawing/2015/9/8/chartex" xmlns:cx2="http://schemas.microsoft.com/office/drawing/2015/10/21/chartex" xmlns:cx3="http://schemas.microsoft.com/office/drawing/2016/5/9/chartex" xmlns:cx4="http://schemas.microsoft.com/office/drawing/2016/5/10/chartex" xmlns:cx5="http://schemas.microsoft.com/office/drawing/2016/5/11/chartex" xmlns:cx6="http://schemas.microsoft.com/office/drawing/2016/5/12/chartex" xmlns:cx7="http://schemas.microsoft.com/office/drawing/2016/5/13/chartex" xmlns:cx8="http://schemas.microsoft.com/office/drawing/2016/5/14/chartex" xmlns:mc="http://schemas.openxmlformats.org/markup-compatibility/2006" xmlns:aink="http://schemas.microsoft.com/office/drawing/2016/ink" xmlns:am3d="http://schemas.microsoft.com/office/drawing/2017/model3d" xmlns:o="urn:schemas-microsoft-com:office:office" xmlns:oel="http://schemas.microsoft.com/office/2019/extlst" xmlns:r="http://schemas.openxmlformats.org/officeDocument/2006/relationships" xmlns:m="http://schemas.openxmlformats.org/officeDocument/2006/math" xmlns:v="urn:schemas-microsoft-com:vml" xmlns:wp14="http://schemas.microsoft.com/office/word/2010/wordprocessingDrawing" xmlns:wp="http://schemas.openxmlformats.org/drawingml/2006/wordprocessingDrawing" xmlns:w10="urn:schemas-microsoft-com:office:word" xmlns:w="http://schemas.openxmlformats.org/wordprocessingml/2006/main" xmlns:w14="http://schemas.microsoft.com/office/word/2010/wordml" xmlns:w15="http://schemas.microsoft.com/office/word/2012/wordml" xmlns:w16cex="http://schemas.microsoft.com/office/word/2018/wordml/cex" xmlns:w16cid="http://schemas.microsoft.com/office/word/2016/wordml/cid" xmlns:w16="http://schemas.microsoft.com/office/word/2018/wordml" xmlns:w16du="http://schemas.microsoft.com/office/word/2023/wordml/word16du" xmlns:w16sdtdh="http://schemas.microsoft.com/office/word/2020/wordml/sdtdatahash" xmlns:w16se="http://schemas.microsoft.com/office/word/2015/wordml/symex" xmlns:wpg="http://schemas.microsoft.com/office/word/2010/wordprocessingGroup" xmlns:wpi="http://schemas.microsoft.com/office/word/2010/wordprocessingInk" xmlns:wne="http://schemas.microsoft.com/office/word/2006/wordml" xmlns:wps="http://schemas.microsoft.com/office/word/2010/wordprocessingShape" mc:Ignorable="w14 w15 w16se w16cid w16 w16cex w16sdtdh w16du wp14">
+<w:numbering xmlns:wpc="http://schemas.microsoft.com/office/word/2010/wordprocessingCanvas" xmlns:cx="http://schemas.microsoft.com/office/drawing/2014/chartex" xmlns:cx1="http://schemas.microsoft.com/office/drawing/2015/9/8/chartex" xmlns:cx2="http://schemas.microsoft.com/office/drawing/2015/10/21/chartex" xmlns:cx3="http://schemas.microsoft.com/office/drawing/2016/5/9/chartex" xmlns:cx4="http://schemas.microsoft.com/office/drawing/2016/5/10/chartex" xmlns:cx5="http://schemas.microsoft.com/office/drawing/2016/5/11/chartex" xmlns:cx6="http://schemas.microsoft.com/office/drawing/2016/5/12/chartex" xmlns:cx7="http://schemas.microsoft.com/office/drawing/2016/5/13/chartex" xmlns:cx8="http://schemas.microsoft.com/office/drawing/2016/5/14/chartex" xmlns:mc="http://schemas.openxmlformats.org/markup-compatibility/2006" xmlns:aink="http://schemas.microsoft.com/office/drawing/2016/ink" xmlns:am3d="http://schemas.microsoft.com/office/drawing/2017/model3d" xmlns:o="urn:schemas-microsoft-com:office:office" xmlns:oel="http://schemas.microsoft.com/office/2019/extlst" xmlns:r="http://schemas.openxmlformats.org/officeDocument/2006/relationships" xmlns:m="http://schemas.openxmlformats.org/officeDocument/2006/math" xmlns:v="urn:schemas-microsoft-com:vml" xmlns:wp14="http://schemas.microsoft.com/office/word/2010/wordprocessingDrawing" xmlns:wp="http://schemas.openxmlformats.org/drawingml/2006/wordprocessingDrawing" xmlns:w10="urn:schemas-microsoft-com:office:word" xmlns:w="http://schemas.openxmlformats.org/wordprocessingml/2006/main" xmlns:w14="http://schemas.microsoft.com/office/word/2010/wordml" xmlns:w15="http://schemas.microsoft.com/office/word/2012/wordml" xmlns:w16cex="http://schemas.microsoft.com/office/word/2018/wordml/cex" xmlns:w16cid="http://schemas.microsoft.com/office/word/2016/wordml/cid" xmlns:w16="http://schemas.microsoft.com/office/word/2018/wordml" xmlns:w16du="http://schemas.microsoft.com/office/word/2023/wordml/word16du" xmlns:w16sdtdh="http://schemas.microsoft.com/office/word/2020/wordml/sdtdatahash" xmlns:w16sdtfl="http://schemas.microsoft.com/office/word/2024/wordml/sdtformatlock" xmlns:w16se="http://schemas.microsoft.com/office/word/2015/wordml/symex" xmlns:wpg="http://schemas.microsoft.com/office/word/2010/wordprocessingGroup" xmlns:wpi="http://schemas.microsoft.com/office/word/2010/wordprocessingInk" xmlns:wne="http://schemas.microsoft.com/office/word/2006/wordml" xmlns:wps="http://schemas.microsoft.com/office/word/2010/wordprocessingShape" mc:Ignorable="w14 w15 w16se w16cid w16 w16cex w16sdtdh w16sdtfl w16du wp14">
   <w:abstractNum w:abstractNumId="0" w15:restartNumberingAfterBreak="0">
     <w:nsid w:val="04282979"/>
     <w:multiLevelType w:val="hybridMultilevel"/>
@@ -30272,7 +30260,7 @@
 </file>
 
 <file path=word/styles.xml><?xml version="1.0" encoding="utf-8"?>
-<w:styles xmlns:mc="http://schemas.openxmlformats.org/markup-compatibility/2006" xmlns:r="http://schemas.openxmlformats.org/officeDocument/2006/relationships" xmlns:w="http://schemas.openxmlformats.org/wordprocessingml/2006/main" xmlns:w14="http://schemas.microsoft.com/office/word/2010/wordml" xmlns:w15="http://schemas.microsoft.com/office/word/2012/wordml" xmlns:w16cex="http://schemas.microsoft.com/office/word/2018/wordml/cex" xmlns:w16cid="http://schemas.microsoft.com/office/word/2016/wordml/cid" xmlns:w16="http://schemas.microsoft.com/office/word/2018/wordml" xmlns:w16du="http://schemas.microsoft.com/office/word/2023/wordml/word16du" xmlns:w16sdtdh="http://schemas.microsoft.com/office/word/2020/wordml/sdtdatahash" xmlns:w16se="http://schemas.microsoft.com/office/word/2015/wordml/symex" mc:Ignorable="w14 w15 w16se w16cid w16 w16cex w16sdtdh w16du">
+<w:styles xmlns:mc="http://schemas.openxmlformats.org/markup-compatibility/2006" xmlns:r="http://schemas.openxmlformats.org/officeDocument/2006/relationships" xmlns:w="http://schemas.openxmlformats.org/wordprocessingml/2006/main" xmlns:w14="http://schemas.microsoft.com/office/word/2010/wordml" xmlns:w15="http://schemas.microsoft.com/office/word/2012/wordml" xmlns:w16cex="http://schemas.microsoft.com/office/word/2018/wordml/cex" xmlns:w16cid="http://schemas.microsoft.com/office/word/2016/wordml/cid" xmlns:w16="http://schemas.microsoft.com/office/word/2018/wordml" xmlns:w16du="http://schemas.microsoft.com/office/word/2023/wordml/word16du" xmlns:w16sdtdh="http://schemas.microsoft.com/office/word/2020/wordml/sdtdatahash" xmlns:w16sdtfl="http://schemas.microsoft.com/office/word/2024/wordml/sdtformatlock" xmlns:w16se="http://schemas.microsoft.com/office/word/2015/wordml/symex" mc:Ignorable="w14 w15 w16se w16cid w16 w16cex w16sdtdh w16sdtfl w16du">
   <w:docDefaults>
     <w:rPrDefault>
       <w:rPr>
@@ -31308,7 +31296,7 @@
       <w14:ligatures w14:val="none"/>
     </w:rPr>
   </w:style>
-  <w:style w:type="character" w:styleId="Textoennegrita">
+  <w:style w:type="character" w:styleId="Fuerte">
     <w:name w:val="Strong"/>
     <w:basedOn w:val="Fuentedeprrafopredeter"/>
     <w:uiPriority w:val="22"/>
